--- a/docs/quizzes/08_quiz_final_project.docx
+++ b/docs/quizzes/08_quiz_final_project.docx
@@ -31,7 +31,7 @@
         <w:pStyle w:val="Date"/>
       </w:pPr>
       <w:r>
-        <w:t xml:space="preserve">2026-09-04</w:t>
+        <w:t xml:space="preserve">2026-09-08</w:t>
       </w:r>
     </w:p>
     <w:bookmarkStart w:id="10" w:name="quiz-08-finding-your-own-data"/>

--- a/docs/quizzes/08_quiz_final_project.docx
+++ b/docs/quizzes/08_quiz_final_project.docx
@@ -31,25 +31,7 @@
         <w:pStyle w:val="Date"/>
       </w:pPr>
       <w:r>
-        <w:t xml:space="preserve">2026-09-08</w:t>
-      </w:r>
-    </w:p>
-    <w:bookmarkStart w:id="10" w:name="quiz-08-finding-your-own-data"/>
-    <w:p>
-      <w:pPr>
-        <w:pStyle w:val="Heading1"/>
-      </w:pPr>
-      <w:r>
-        <w:t xml:space="preserve">Quiz 08: Finding Your Own Data</w:t>
-      </w:r>
-    </w:p>
-    <w:bookmarkStart w:id="9" w:name="instructions"/>
-    <w:p>
-      <w:pPr>
-        <w:pStyle w:val="Heading3"/>
-      </w:pPr>
-      <w:r>
-        <w:t xml:space="preserve">Instructions</w:t>
+        <w:t xml:space="preserve">2026-09-10</w:t>
       </w:r>
     </w:p>
     <w:p>
@@ -57,7 +39,33 @@
         <w:pStyle w:val="FirstParagraph"/>
       </w:pPr>
       <w:r>
-        <w:t xml:space="preserve">Answer all 10 questions. This quiz covers what makes a good project dataset, writing a testable question with hypotheses, and matching a question to the right analysis.</w:t>
+        <w:rPr>
+          <w:b/>
+          <w:bCs/>
+        </w:rPr>
+        <w:t xml:space="preserve">Name:</w:t>
+      </w:r>
+      <w:r>
+        <w:t xml:space="preserve"> </w:t>
+      </w:r>
+      <w:r>
+        <w:t xml:space="preserve">______________________________</w:t>
+      </w:r>
+      <w:r>
+        <w:t xml:space="preserve"> </w:t>
+      </w:r>
+      <w:r>
+        <w:rPr>
+          <w:b/>
+          <w:bCs/>
+        </w:rPr>
+        <w:t xml:space="preserve">Date:</w:t>
+      </w:r>
+      <w:r>
+        <w:t xml:space="preserve"> </w:t>
+      </w:r>
+      <w:r>
+        <w:t xml:space="preserve">______________</w:t>
       </w:r>
     </w:p>
     <w:p>
@@ -66,16 +74,130 @@
       </w:pPr>
       <w:r>
         <w:rPr>
-          <w:b/>
-          <w:bCs/>
-        </w:rPr>
-        <w:t xml:space="preserve">Grading:</w:t>
-      </w:r>
-      <w:r>
-        <w:t xml:space="preserve"> </w:t>
-      </w:r>
-      <w:r>
-        <w:t xml:space="preserve">10 questions × 1 point = 10 points total. Partial credit is available on written answers.</w:t>
+          <w:i/>
+          <w:iCs/>
+        </w:rPr>
+        <w:t xml:space="preserve">Instructor note — this is a question bank, not the handout. Pick ~10 questions (spread across topics and types), delete the rest, this note, and the answer key. Tags:</w:t>
+      </w:r>
+      <w:r>
+        <w:rPr>
+          <w:i/>
+          <w:iCs/>
+        </w:rPr>
+        <w:t xml:space="preserve"> </w:t>
+      </w:r>
+      <w:r>
+        <w:rPr>
+          <w:b/>
+          <w:bCs/>
+          <w:i/>
+          <w:iCs/>
+        </w:rPr>
+        <w:t xml:space="preserve">(MC)</w:t>
+      </w:r>
+      <w:r>
+        <w:rPr>
+          <w:i/>
+          <w:iCs/>
+        </w:rPr>
+        <w:t xml:space="preserve"> </w:t>
+      </w:r>
+      <w:r>
+        <w:rPr>
+          <w:i/>
+          <w:iCs/>
+        </w:rPr>
+        <w:t xml:space="preserve">·</w:t>
+      </w:r>
+      <w:r>
+        <w:rPr>
+          <w:i/>
+          <w:iCs/>
+        </w:rPr>
+        <w:t xml:space="preserve"> </w:t>
+      </w:r>
+      <w:r>
+        <w:rPr>
+          <w:b/>
+          <w:bCs/>
+          <w:i/>
+          <w:iCs/>
+        </w:rPr>
+        <w:t xml:space="preserve">(T/F)</w:t>
+      </w:r>
+      <w:r>
+        <w:rPr>
+          <w:i/>
+          <w:iCs/>
+        </w:rPr>
+        <w:t xml:space="preserve"> </w:t>
+      </w:r>
+      <w:r>
+        <w:rPr>
+          <w:i/>
+          <w:iCs/>
+        </w:rPr>
+        <w:t xml:space="preserve">·</w:t>
+      </w:r>
+      <w:r>
+        <w:rPr>
+          <w:i/>
+          <w:iCs/>
+        </w:rPr>
+        <w:t xml:space="preserve"> </w:t>
+      </w:r>
+      <w:r>
+        <w:rPr>
+          <w:b/>
+          <w:bCs/>
+          <w:i/>
+          <w:iCs/>
+        </w:rPr>
+        <w:t xml:space="preserve">(Predict)</w:t>
+      </w:r>
+      <w:r>
+        <w:rPr>
+          <w:i/>
+          <w:iCs/>
+        </w:rPr>
+        <w:t xml:space="preserve"> </w:t>
+      </w:r>
+      <w:r>
+        <w:rPr>
+          <w:i/>
+          <w:iCs/>
+        </w:rPr>
+        <w:t xml:space="preserve">·</w:t>
+      </w:r>
+      <w:r>
+        <w:rPr>
+          <w:i/>
+          <w:iCs/>
+        </w:rPr>
+        <w:t xml:space="preserve"> </w:t>
+      </w:r>
+      <w:r>
+        <w:rPr>
+          <w:b/>
+          <w:bCs/>
+          <w:i/>
+          <w:iCs/>
+        </w:rPr>
+        <w:t xml:space="preserve">(Fix)</w:t>
+      </w:r>
+      <w:r>
+        <w:rPr>
+          <w:i/>
+          <w:iCs/>
+        </w:rPr>
+        <w:t xml:space="preserve"> </w:t>
+      </w:r>
+      <w:r>
+        <w:rPr>
+          <w:i/>
+          <w:iCs/>
+        </w:rPr>
+        <w:t xml:space="preserve">spot the mistake. ★ marks a harder question.</w:t>
       </w:r>
     </w:p>
     <w:p>
@@ -85,35 +207,225 @@
         </w:pict>
       </w:r>
     </w:p>
+    <w:bookmarkStart w:id="13" w:name="what-makes-a-good-project-dataset"/>
+    <w:p>
+      <w:pPr>
+        <w:pStyle w:val="Heading2"/>
+      </w:pPr>
+      <w:r>
+        <w:t xml:space="preserve">What makes a good project dataset</w:t>
+      </w:r>
+    </w:p>
+    <w:bookmarkStart w:id="9" w:name="X885783556dcf1bfbc5692aa7da87c1402b6644f"/>
+    <w:p>
+      <w:pPr>
+        <w:pStyle w:val="Heading3"/>
+      </w:pPr>
+      <w:r>
+        <w:t xml:space="preserve">1.</w:t>
+      </w:r>
+      <w:r>
+        <w:t xml:space="preserve"> </w:t>
+      </w:r>
+      <w:r>
+        <w:rPr>
+          <w:i/>
+          <w:iCs/>
+        </w:rPr>
+        <w:t xml:space="preserve">(T/F)</w:t>
+      </w:r>
+      <w:r>
+        <w:t xml:space="preserve"> </w:t>
+      </w:r>
+      <w:r>
+        <w:t xml:space="preserve">A dataset with 500 rows and 8 columns is generally a better starting point than one with 8 rows and 500 columns.</w:t>
+      </w:r>
+    </w:p>
+    <w:p>
+      <w:pPr>
+        <w:pStyle w:val="FirstParagraph"/>
+      </w:pPr>
+      <w:r>
+        <w:rPr>
+          <w:b/>
+          <w:bCs/>
+        </w:rPr>
+        <w:t xml:space="preserve">True / False</w:t>
+      </w:r>
+    </w:p>
     <w:bookmarkEnd w:id="9"/>
+    <w:bookmarkStart w:id="10" w:name="X8eb6f0d3ba6014b6701e1e1767e35c608f05312"/>
+    <w:p>
+      <w:pPr>
+        <w:pStyle w:val="Heading3"/>
+      </w:pPr>
+      <w:r>
+        <w:t xml:space="preserve">2.</w:t>
+      </w:r>
+      <w:r>
+        <w:t xml:space="preserve"> </w:t>
+      </w:r>
+      <w:r>
+        <w:rPr>
+          <w:i/>
+          <w:iCs/>
+        </w:rPr>
+        <w:t xml:space="preserve">(MC)</w:t>
+      </w:r>
+      <w:r>
+        <w:t xml:space="preserve"> </w:t>
+      </w:r>
+      <w:r>
+        <w:t xml:space="preserve">A</w:t>
+      </w:r>
+      <w:r>
+        <w:t xml:space="preserve"> </w:t>
+      </w:r>
+      <w:r>
+        <w:rPr>
+          <w:rStyle w:val="VerbatimChar"/>
+        </w:rPr>
+        <w:t xml:space="preserve">&lt;chr&gt;</w:t>
+      </w:r>
+      <w:r>
+        <w:t xml:space="preserve"> </w:t>
+      </w:r>
+      <w:r>
+        <w:t xml:space="preserve">column with the values</w:t>
+      </w:r>
+      <w:r>
+        <w:t xml:space="preserve"> </w:t>
+      </w:r>
+      <w:r>
+        <w:t xml:space="preserve">“forest”</w:t>
+      </w:r>
+      <w:r>
+        <w:t xml:space="preserve">,</w:t>
+      </w:r>
+      <w:r>
+        <w:t xml:space="preserve"> </w:t>
+      </w:r>
+      <w:r>
+        <w:t xml:space="preserve">“grassland”</w:t>
+      </w:r>
+      <w:r>
+        <w:t xml:space="preserve">,</w:t>
+      </w:r>
+      <w:r>
+        <w:t xml:space="preserve"> </w:t>
+      </w:r>
+      <w:r>
+        <w:t xml:space="preserve">“wetland”</w:t>
+      </w:r>
+      <w:r>
+        <w:t xml:space="preserve"> </w:t>
+      </w:r>
+      <w:r>
+        <w:t xml:space="preserve">is best used as:</w:t>
+      </w:r>
+    </w:p>
+    <w:p>
+      <w:pPr>
+        <w:pStyle w:val="FirstParagraph"/>
+      </w:pPr>
+      <w:r>
+        <w:rPr>
+          <w:b/>
+          <w:bCs/>
+        </w:rPr>
+        <w:t xml:space="preserve">a.</w:t>
+      </w:r>
+      <w:r>
+        <w:t xml:space="preserve"> </w:t>
+      </w:r>
+      <w:r>
+        <w:t xml:space="preserve">A numeric response (Y)</w:t>
+      </w:r>
+      <w:r>
+        <w:br/>
+      </w:r>
+      <w:r>
+        <w:rPr>
+          <w:b/>
+          <w:bCs/>
+        </w:rPr>
+        <w:t xml:space="preserve">b.</w:t>
+      </w:r>
+      <w:r>
+        <w:t xml:space="preserve"> </w:t>
+      </w:r>
+      <w:r>
+        <w:t xml:space="preserve">A categorical predictor (X) with 3 groups</w:t>
+      </w:r>
+      <w:r>
+        <w:br/>
+      </w:r>
+      <w:r>
+        <w:rPr>
+          <w:b/>
+          <w:bCs/>
+        </w:rPr>
+        <w:t xml:space="preserve">c.</w:t>
+      </w:r>
+      <w:r>
+        <w:t xml:space="preserve"> </w:t>
+      </w:r>
+      <w:r>
+        <w:t xml:space="preserve">A row identifier</w:t>
+      </w:r>
+      <w:r>
+        <w:br/>
+      </w:r>
+      <w:r>
+        <w:rPr>
+          <w:b/>
+          <w:bCs/>
+        </w:rPr>
+        <w:t xml:space="preserve">d.</w:t>
+      </w:r>
+      <w:r>
+        <w:t xml:space="preserve"> </w:t>
+      </w:r>
+      <w:r>
+        <w:t xml:space="preserve">A date</w:t>
+      </w:r>
+    </w:p>
     <w:bookmarkEnd w:id="10"/>
-    <w:bookmarkStart w:id="12" w:name="question-1-true-false"/>
-    <w:p>
-      <w:pPr>
-        <w:pStyle w:val="Heading1"/>
-      </w:pPr>
-      <w:r>
-        <w:t xml:space="preserve">Question 1 · True / False</w:t>
-      </w:r>
-    </w:p>
-    <w:bookmarkStart w:id="11" w:name="X59de22f4b8e97149a314b03c2a8e3d4594b218b"/>
+    <w:bookmarkStart w:id="11" w:name="X9631a950b47d4732880fe37198a83a717b8f1a4"/>
     <w:p>
       <w:pPr>
         <w:pStyle w:val="Heading3"/>
       </w:pPr>
       <w:r>
-        <w:t xml:space="preserve">A dataset with 500 rows and 8 columns is generally a better starting point than one with 8 rows and 500 columns.</w:t>
-      </w:r>
-    </w:p>
-    <w:p>
-      <w:pPr>
-        <w:pStyle w:val="SourceCode"/>
-      </w:pPr>
+        <w:t xml:space="preserve">3.</w:t>
+      </w:r>
+      <w:r>
+        <w:t xml:space="preserve"> </w:t>
+      </w:r>
+      <w:r>
+        <w:rPr>
+          <w:i/>
+          <w:iCs/>
+        </w:rPr>
+        <w:t xml:space="preserve">(MC)</w:t>
+      </w:r>
+      <w:r>
+        <w:t xml:space="preserve"> </w:t>
+      </w:r>
+      <w:r>
+        <w:t xml:space="preserve">Right after loading a candidate CSV as</w:t>
+      </w:r>
+      <w:r>
+        <w:t xml:space="preserve"> </w:t>
+      </w:r>
       <w:r>
         <w:rPr>
           <w:rStyle w:val="VerbatimChar"/>
         </w:rPr>
-        <w:t xml:space="preserve">TRUE        FALSE</w:t>
+        <w:t xml:space="preserve">my_df</w:t>
+      </w:r>
+      <w:r>
+        <w:t xml:space="preserve">, which set of lines best checks its size and structure?</w:t>
       </w:r>
     </w:p>
     <w:p>
@@ -121,13 +433,140 @@
         <w:pStyle w:val="FirstParagraph"/>
       </w:pPr>
       <w:r>
-        <w:t xml:space="preserve">Your answer:</w:t>
-      </w:r>
-    </w:p>
-    <w:p>
-      <w:pPr>
-        <w:pStyle w:val="SourceCode"/>
-      </w:pPr>
+        <w:rPr>
+          <w:b/>
+          <w:bCs/>
+        </w:rPr>
+        <w:t xml:space="preserve">a.</w:t>
+      </w:r>
+      <w:r>
+        <w:t xml:space="preserve"> </w:t>
+      </w:r>
+      <w:r>
+        <w:rPr>
+          <w:rStyle w:val="VerbatimChar"/>
+        </w:rPr>
+        <w:t xml:space="preserve">glimpse(my_df)</w:t>
+      </w:r>
+      <w:r>
+        <w:t xml:space="preserve">,</w:t>
+      </w:r>
+      <w:r>
+        <w:t xml:space="preserve"> </w:t>
+      </w:r>
+      <w:r>
+        <w:rPr>
+          <w:rStyle w:val="VerbatimChar"/>
+        </w:rPr>
+        <w:t xml:space="preserve">dim(my_df)</w:t>
+      </w:r>
+      <w:r>
+        <w:t xml:space="preserve">,</w:t>
+      </w:r>
+      <w:r>
+        <w:t xml:space="preserve"> </w:t>
+      </w:r>
+      <w:r>
+        <w:rPr>
+          <w:rStyle w:val="VerbatimChar"/>
+        </w:rPr>
+        <w:t xml:space="preserve">head(my_df)</w:t>
+      </w:r>
+      <w:r>
+        <w:br/>
+      </w:r>
+      <w:r>
+        <w:rPr>
+          <w:b/>
+          <w:bCs/>
+        </w:rPr>
+        <w:t xml:space="preserve">b.</w:t>
+      </w:r>
+      <w:r>
+        <w:t xml:space="preserve"> </w:t>
+      </w:r>
+      <w:r>
+        <w:rPr>
+          <w:rStyle w:val="VerbatimChar"/>
+        </w:rPr>
+        <w:t xml:space="preserve">install.packages("my_df")</w:t>
+      </w:r>
+      <w:r>
+        <w:br/>
+      </w:r>
+      <w:r>
+        <w:rPr>
+          <w:b/>
+          <w:bCs/>
+        </w:rPr>
+        <w:t xml:space="preserve">c.</w:t>
+      </w:r>
+      <w:r>
+        <w:t xml:space="preserve"> </w:t>
+      </w:r>
+      <w:r>
+        <w:rPr>
+          <w:rStyle w:val="VerbatimChar"/>
+        </w:rPr>
+        <w:t xml:space="preserve">ggplot(my_df)</w:t>
+      </w:r>
+      <w:r>
+        <w:br/>
+      </w:r>
+      <w:r>
+        <w:rPr>
+          <w:b/>
+          <w:bCs/>
+        </w:rPr>
+        <w:t xml:space="preserve">d.</w:t>
+      </w:r>
+      <w:r>
+        <w:t xml:space="preserve"> </w:t>
+      </w:r>
+      <w:r>
+        <w:rPr>
+          <w:rStyle w:val="VerbatimChar"/>
+        </w:rPr>
+        <w:t xml:space="preserve">t.test(my_df)</w:t>
+      </w:r>
+    </w:p>
+    <w:bookmarkEnd w:id="11"/>
+    <w:bookmarkStart w:id="12" w:name="X7941d1cbb0ddcf139083c415de6a5a2891888af"/>
+    <w:p>
+      <w:pPr>
+        <w:pStyle w:val="Heading3"/>
+      </w:pPr>
+      <w:r>
+        <w:t xml:space="preserve">4.</w:t>
+      </w:r>
+      <w:r>
+        <w:t xml:space="preserve"> </w:t>
+      </w:r>
+      <w:r>
+        <w:rPr>
+          <w:i/>
+          <w:iCs/>
+        </w:rPr>
+        <w:t xml:space="preserve">(T/F)</w:t>
+      </w:r>
+      <w:r>
+        <w:t xml:space="preserve"> </w:t>
+      </w:r>
+      <w:r>
+        <w:t xml:space="preserve">The single biggest predictor of a failed final project is waiting until the analysis is due to first open the data in R.</w:t>
+      </w:r>
+    </w:p>
+    <w:p>
+      <w:pPr>
+        <w:pStyle w:val="FirstParagraph"/>
+      </w:pPr>
+      <w:r>
+        <w:rPr>
+          <w:b/>
+          <w:bCs/>
+        </w:rPr>
+        <w:t xml:space="preserve">True / False</w:t>
+      </w:r>
     </w:p>
     <w:p>
       <w:r>
@@ -136,23 +575,39 @@
         </w:pict>
       </w:r>
     </w:p>
-    <w:bookmarkEnd w:id="11"/>
     <w:bookmarkEnd w:id="12"/>
-    <w:bookmarkStart w:id="14" w:name="question-2-multiple-choice"/>
-    <w:p>
-      <w:pPr>
-        <w:pStyle w:val="Heading1"/>
-      </w:pPr>
-      <w:r>
-        <w:t xml:space="preserve">Question 2 · Multiple choice</w:t>
-      </w:r>
-    </w:p>
-    <w:bookmarkStart w:id="13" w:name="which-is-a-testable-project-question"/>
+    <w:bookmarkEnd w:id="13"/>
+    <w:bookmarkStart w:id="17" w:name="testable-questions-and-hypotheses"/>
+    <w:p>
+      <w:pPr>
+        <w:pStyle w:val="Heading2"/>
+      </w:pPr>
+      <w:r>
+        <w:t xml:space="preserve">Testable questions and hypotheses</w:t>
+      </w:r>
+    </w:p>
+    <w:bookmarkStart w:id="14" w:name="mc-which-is-a-testable-project-question"/>
     <w:p>
       <w:pPr>
         <w:pStyle w:val="Heading3"/>
       </w:pPr>
       <w:r>
+        <w:t xml:space="preserve">5.</w:t>
+      </w:r>
+      <w:r>
+        <w:t xml:space="preserve"> </w:t>
+      </w:r>
+      <w:r>
+        <w:rPr>
+          <w:i/>
+          <w:iCs/>
+        </w:rPr>
+        <w:t xml:space="preserve">(MC)</w:t>
+      </w:r>
+      <w:r>
+        <w:t xml:space="preserve"> </w:t>
+      </w:r>
+      <w:r>
         <w:t xml:space="preserve">Which is a</w:t>
       </w:r>
       <w:r>
@@ -174,40 +629,94 @@
     </w:p>
     <w:p>
       <w:pPr>
-        <w:pStyle w:val="SourceCode"/>
-      </w:pPr>
-      <w:r>
-        <w:rPr>
-          <w:rStyle w:val="VerbatimChar"/>
-        </w:rPr>
-        <w:t xml:space="preserve">A)  What is interesting about this dataset?</w:t>
+        <w:pStyle w:val="FirstParagraph"/>
+      </w:pPr>
+      <w:r>
+        <w:rPr>
+          <w:b/>
+          <w:bCs/>
+        </w:rPr>
+        <w:t xml:space="preserve">a.</w:t>
+      </w:r>
+      <w:r>
+        <w:t xml:space="preserve"> </w:t>
+      </w:r>
+      <w:r>
+        <w:t xml:space="preserve">What is interesting about this dataset?</w:t>
       </w:r>
       <w:r>
         <w:br/>
       </w:r>
       <w:r>
         <w:rPr>
-          <w:rStyle w:val="VerbatimChar"/>
-        </w:rPr>
-        <w:t xml:space="preserve">B)  Which state has the most sightings?</w:t>
+          <w:b/>
+          <w:bCs/>
+        </w:rPr>
+        <w:t xml:space="preserve">b.</w:t>
+      </w:r>
+      <w:r>
+        <w:t xml:space="preserve"> </w:t>
+      </w:r>
+      <w:r>
+        <w:t xml:space="preserve">Which state has the most sightings?</w:t>
       </w:r>
       <w:r>
         <w:br/>
       </w:r>
       <w:r>
         <w:rPr>
-          <w:rStyle w:val="VerbatimChar"/>
-        </w:rPr>
-        <w:t xml:space="preserve">C)  Do coffee farms at higher altitude have higher cupping scores?</w:t>
+          <w:b/>
+          <w:bCs/>
+        </w:rPr>
+        <w:t xml:space="preserve">c.</w:t>
+      </w:r>
+      <w:r>
+        <w:t xml:space="preserve"> </w:t>
+      </w:r>
+      <w:r>
+        <w:t xml:space="preserve">Do coffee farms at higher altitude have higher cupping scores?</w:t>
       </w:r>
       <w:r>
         <w:br/>
       </w:r>
       <w:r>
         <w:rPr>
-          <w:rStyle w:val="VerbatimChar"/>
-        </w:rPr>
-        <w:t xml:space="preserve">D)  Is climate change real?</w:t>
+          <w:b/>
+          <w:bCs/>
+        </w:rPr>
+        <w:t xml:space="preserve">d.</w:t>
+      </w:r>
+      <w:r>
+        <w:t xml:space="preserve"> </w:t>
+      </w:r>
+      <w:r>
+        <w:t xml:space="preserve">Is climate change real?</w:t>
+      </w:r>
+    </w:p>
+    <w:bookmarkEnd w:id="14"/>
+    <w:bookmarkStart w:id="15" w:name="X645ab24eb1f45a6b345c52ade7ef210e6e6114d"/>
+    <w:p>
+      <w:pPr>
+        <w:pStyle w:val="Heading3"/>
+      </w:pPr>
+      <w:r>
+        <w:t xml:space="preserve">6.</w:t>
+      </w:r>
+      <w:r>
+        <w:t xml:space="preserve"> </w:t>
+      </w:r>
+      <w:r>
+        <w:rPr>
+          <w:i/>
+          <w:iCs/>
+        </w:rPr>
+        <w:t xml:space="preserve">(MC)</w:t>
+      </w:r>
+      <w:r>
+        <w:t xml:space="preserve"> </w:t>
+      </w:r>
+      <w:r>
+        <w:t xml:space="preserve">You will test whether monarch wingspan differs between two sites. Which H₀/Hₐ pair is correct?</w:t>
       </w:r>
     </w:p>
     <w:p>
@@ -215,13 +724,171 @@
         <w:pStyle w:val="FirstParagraph"/>
       </w:pPr>
       <w:r>
-        <w:t xml:space="preserve">Your answer:</w:t>
-      </w:r>
-    </w:p>
-    <w:p>
-      <w:pPr>
-        <w:pStyle w:val="SourceCode"/>
-      </w:pPr>
+        <w:rPr>
+          <w:b/>
+          <w:bCs/>
+        </w:rPr>
+        <w:t xml:space="preserve">a.</w:t>
+      </w:r>
+      <w:r>
+        <w:t xml:space="preserve"> </w:t>
+      </w:r>
+      <w:r>
+        <w:t xml:space="preserve">H₀: wingspan is bigger at site 1 ; Hₐ: wingspan is bigger at site 2</w:t>
+      </w:r>
+      <w:r>
+        <w:br/>
+      </w:r>
+      <w:r>
+        <w:rPr>
+          <w:b/>
+          <w:bCs/>
+        </w:rPr>
+        <w:t xml:space="preserve">b.</w:t>
+      </w:r>
+      <w:r>
+        <w:t xml:space="preserve"> </w:t>
+      </w:r>
+      <w:r>
+        <w:t xml:space="preserve">H₀: no difference in mean wingspan between sites ; Hₐ: mean wingspan differs between sites</w:t>
+      </w:r>
+      <w:r>
+        <w:br/>
+      </w:r>
+      <w:r>
+        <w:rPr>
+          <w:b/>
+          <w:bCs/>
+        </w:rPr>
+        <w:t xml:space="preserve">c.</w:t>
+      </w:r>
+      <w:r>
+        <w:t xml:space="preserve"> </w:t>
+      </w:r>
+      <w:r>
+        <w:t xml:space="preserve">H₀: the data are normal ; Hₐ: the data are not normal</w:t>
+      </w:r>
+      <w:r>
+        <w:br/>
+      </w:r>
+      <w:r>
+        <w:rPr>
+          <w:b/>
+          <w:bCs/>
+        </w:rPr>
+        <w:t xml:space="preserve">d.</w:t>
+      </w:r>
+      <w:r>
+        <w:t xml:space="preserve"> </w:t>
+      </w:r>
+      <w:r>
+        <w:t xml:space="preserve">H₀: n = 30 ; Hₐ: n ≠ 30</w:t>
+      </w:r>
+    </w:p>
+    <w:bookmarkEnd w:id="15"/>
+    <w:bookmarkStart w:id="16" w:name="X0bc6f0d608f89e3dc0ccd6f887261c664d91f45"/>
+    <w:p>
+      <w:pPr>
+        <w:pStyle w:val="Heading3"/>
+      </w:pPr>
+      <w:r>
+        <w:t xml:space="preserve">7.</w:t>
+      </w:r>
+      <w:r>
+        <w:t xml:space="preserve"> </w:t>
+      </w:r>
+      <w:r>
+        <w:rPr>
+          <w:i/>
+          <w:iCs/>
+        </w:rPr>
+        <w:t xml:space="preserve">(MC)</w:t>
+      </w:r>
+      <w:r>
+        <w:t xml:space="preserve"> </w:t>
+      </w:r>
+      <w:r>
+        <w:t xml:space="preserve">Which of these is a</w:t>
+      </w:r>
+      <w:r>
+        <w:t xml:space="preserve"> </w:t>
+      </w:r>
+      <w:r>
+        <w:rPr>
+          <w:b/>
+          <w:bCs/>
+        </w:rPr>
+        <w:t xml:space="preserve">prediction</w:t>
+      </w:r>
+      <w:r>
+        <w:t xml:space="preserve">, not a hypothesis?</w:t>
+      </w:r>
+    </w:p>
+    <w:p>
+      <w:pPr>
+        <w:pStyle w:val="FirstParagraph"/>
+      </w:pPr>
+      <w:r>
+        <w:rPr>
+          <w:b/>
+          <w:bCs/>
+        </w:rPr>
+        <w:t xml:space="preserve">a.</w:t>
+      </w:r>
+      <w:r>
+        <w:t xml:space="preserve"> </w:t>
+      </w:r>
+      <w:r>
+        <w:t xml:space="preserve">H₀: no difference in wingspan between sites</w:t>
+      </w:r>
+      <w:r>
+        <w:br/>
+      </w:r>
+      <w:r>
+        <w:rPr>
+          <w:b/>
+          <w:bCs/>
+        </w:rPr>
+        <w:t xml:space="preserve">b.</w:t>
+      </w:r>
+      <w:r>
+        <w:t xml:space="preserve"> </w:t>
+      </w:r>
+      <w:r>
+        <w:t xml:space="preserve">Hₐ: wingspan differs between sites</w:t>
+      </w:r>
+      <w:r>
+        <w:br/>
+      </w:r>
+      <w:r>
+        <w:rPr>
+          <w:b/>
+          <w:bCs/>
+        </w:rPr>
+        <w:t xml:space="preserve">c.</w:t>
+      </w:r>
+      <w:r>
+        <w:t xml:space="preserve"> </w:t>
+      </w:r>
+      <w:r>
+        <w:t xml:space="preserve">“I expect the sunnier site to have bigger wingspans”</w:t>
+      </w:r>
+      <w:r>
+        <w:br/>
+      </w:r>
+      <w:r>
+        <w:rPr>
+          <w:b/>
+          <w:bCs/>
+        </w:rPr>
+        <w:t xml:space="preserve">d.</w:t>
+      </w:r>
+      <w:r>
+        <w:t xml:space="preserve"> </w:t>
+      </w:r>
+      <w:r>
+        <w:t xml:space="preserve">α = 0.05</w:t>
+      </w:r>
     </w:p>
     <w:p>
       <w:r>
@@ -230,100 +897,498 @@
         </w:pict>
       </w:r>
     </w:p>
-    <w:bookmarkEnd w:id="13"/>
-    <w:bookmarkEnd w:id="14"/>
-    <w:bookmarkStart w:id="16" w:name="question-3-matching-question-to-method"/>
-    <w:p>
-      <w:pPr>
-        <w:pStyle w:val="Heading1"/>
-      </w:pPr>
-      <w:r>
-        <w:t xml:space="preserve">Question 3 · Matching — question to method</w:t>
-      </w:r>
-    </w:p>
-    <w:bookmarkStart w:id="15" w:name="X9e2ac584f952f867ff2120df7a3e477ae9f0d6b"/>
+    <w:bookmarkEnd w:id="16"/>
+    <w:bookmarkEnd w:id="17"/>
+    <w:bookmarkStart w:id="23" w:name="matching-a-question-to-a-method"/>
+    <w:p>
+      <w:pPr>
+        <w:pStyle w:val="Heading2"/>
+      </w:pPr>
+      <w:r>
+        <w:t xml:space="preserve">Matching a question to a method</w:t>
+      </w:r>
+    </w:p>
+    <w:bookmarkStart w:id="18" w:name="X2dded919f5f218d699bc1621cb6e94c7c847e3f"/>
     <w:p>
       <w:pPr>
         <w:pStyle w:val="Heading3"/>
       </w:pPr>
       <w:r>
-        <w:t xml:space="preserve">Match each question to the analysis you’d use. Write the letter next to each item.</w:t>
-      </w:r>
-    </w:p>
-    <w:p>
-      <w:pPr>
-        <w:pStyle w:val="SourceCode"/>
-      </w:pPr>
-      <w:r>
-        <w:rPr>
-          <w:rStyle w:val="VerbatimChar"/>
-        </w:rPr>
-        <w:t xml:space="preserve">1.  Does Y increase with a numeric X?        ___</w:t>
+        <w:t xml:space="preserve">8.</w:t>
+      </w:r>
+      <w:r>
+        <w:t xml:space="preserve"> </w:t>
+      </w:r>
+      <w:r>
+        <w:rPr>
+          <w:i/>
+          <w:iCs/>
+        </w:rPr>
+        <w:t xml:space="preserve">(MC)</w:t>
+      </w:r>
+      <w:r>
+        <w:t xml:space="preserve"> </w:t>
+      </w:r>
+      <w:r>
+        <w:t xml:space="preserve">“Does a numeric response Y increase with a numeric predictor X?”</w:t>
+      </w:r>
+      <w:r>
+        <w:t xml:space="preserve"> </w:t>
+      </w:r>
+      <w:r>
+        <w:t xml:space="preserve">calls for:</w:t>
+      </w:r>
+    </w:p>
+    <w:p>
+      <w:pPr>
+        <w:pStyle w:val="FirstParagraph"/>
+      </w:pPr>
+      <w:r>
+        <w:rPr>
+          <w:b/>
+          <w:bCs/>
+        </w:rPr>
+        <w:t xml:space="preserve">a.</w:t>
+      </w:r>
+      <w:r>
+        <w:t xml:space="preserve"> </w:t>
+      </w:r>
+      <w:r>
+        <w:t xml:space="preserve">A t-test</w:t>
+      </w:r>
+      <w:r>
+        <w:t xml:space="preserve"> </w:t>
+      </w:r>
+      <w:r>
+        <w:rPr>
+          <w:b/>
+          <w:bCs/>
+        </w:rPr>
+        <w:t xml:space="preserve">b.</w:t>
+      </w:r>
+      <w:r>
+        <w:t xml:space="preserve"> </w:t>
+      </w:r>
+      <w:r>
+        <w:t xml:space="preserve">Regression</w:t>
+      </w:r>
+      <w:r>
+        <w:t xml:space="preserve"> </w:t>
+      </w:r>
+      <w:r>
+        <w:rPr>
+          <w:b/>
+          <w:bCs/>
+        </w:rPr>
+        <w:t xml:space="preserve">c.</w:t>
+      </w:r>
+      <w:r>
+        <w:t xml:space="preserve"> </w:t>
+      </w:r>
+      <w:r>
+        <w:t xml:space="preserve">ANOVA</w:t>
+      </w:r>
+      <w:r>
+        <w:t xml:space="preserve"> </w:t>
+      </w:r>
+      <w:r>
+        <w:rPr>
+          <w:b/>
+          <w:bCs/>
+        </w:rPr>
+        <w:t xml:space="preserve">d.</w:t>
+      </w:r>
+      <w:r>
+        <w:t xml:space="preserve"> </w:t>
+      </w:r>
+      <w:r>
+        <w:t xml:space="preserve">A join</w:t>
+      </w:r>
+    </w:p>
+    <w:bookmarkEnd w:id="18"/>
+    <w:bookmarkStart w:id="19" w:name="X24997fb1d0006b9d21f0549b897788e258fde07"/>
+    <w:p>
+      <w:pPr>
+        <w:pStyle w:val="Heading3"/>
+      </w:pPr>
+      <w:r>
+        <w:t xml:space="preserve">9.</w:t>
+      </w:r>
+      <w:r>
+        <w:t xml:space="preserve"> </w:t>
+      </w:r>
+      <w:r>
+        <w:rPr>
+          <w:i/>
+          <w:iCs/>
+        </w:rPr>
+        <w:t xml:space="preserve">(MC)</w:t>
+      </w:r>
+      <w:r>
+        <w:t xml:space="preserve"> </w:t>
+      </w:r>
+      <w:r>
+        <w:t xml:space="preserve">“Do two groups differ in a numeric response Y?”</w:t>
+      </w:r>
+      <w:r>
+        <w:t xml:space="preserve"> </w:t>
+      </w:r>
+      <w:r>
+        <w:t xml:space="preserve">calls for:</w:t>
+      </w:r>
+    </w:p>
+    <w:p>
+      <w:pPr>
+        <w:pStyle w:val="FirstParagraph"/>
+      </w:pPr>
+      <w:r>
+        <w:rPr>
+          <w:b/>
+          <w:bCs/>
+        </w:rPr>
+        <w:t xml:space="preserve">a.</w:t>
+      </w:r>
+      <w:r>
+        <w:t xml:space="preserve"> </w:t>
+      </w:r>
+      <w:r>
+        <w:t xml:space="preserve">A t-test</w:t>
+      </w:r>
+      <w:r>
+        <w:t xml:space="preserve"> </w:t>
+      </w:r>
+      <w:r>
+        <w:rPr>
+          <w:b/>
+          <w:bCs/>
+        </w:rPr>
+        <w:t xml:space="preserve">b.</w:t>
+      </w:r>
+      <w:r>
+        <w:t xml:space="preserve"> </w:t>
+      </w:r>
+      <w:r>
+        <w:t xml:space="preserve">Regression</w:t>
+      </w:r>
+      <w:r>
+        <w:t xml:space="preserve"> </w:t>
+      </w:r>
+      <w:r>
+        <w:rPr>
+          <w:b/>
+          <w:bCs/>
+        </w:rPr>
+        <w:t xml:space="preserve">c.</w:t>
+      </w:r>
+      <w:r>
+        <w:t xml:space="preserve"> </w:t>
+      </w:r>
+      <w:r>
+        <w:t xml:space="preserve">ANOVA</w:t>
+      </w:r>
+      <w:r>
+        <w:t xml:space="preserve"> </w:t>
+      </w:r>
+      <w:r>
+        <w:rPr>
+          <w:b/>
+          <w:bCs/>
+        </w:rPr>
+        <w:t xml:space="preserve">d.</w:t>
+      </w:r>
+      <w:r>
+        <w:t xml:space="preserve"> </w:t>
+      </w:r>
+      <w:r>
+        <w:t xml:space="preserve">A pivot</w:t>
+      </w:r>
+    </w:p>
+    <w:bookmarkEnd w:id="19"/>
+    <w:bookmarkStart w:id="20" w:name="Xac71dac06a2584e6241d4255ac2ffdccf192e19"/>
+    <w:p>
+      <w:pPr>
+        <w:pStyle w:val="Heading3"/>
+      </w:pPr>
+      <w:r>
+        <w:t xml:space="preserve">10.</w:t>
+      </w:r>
+      <w:r>
+        <w:t xml:space="preserve"> </w:t>
+      </w:r>
+      <w:r>
+        <w:rPr>
+          <w:i/>
+          <w:iCs/>
+        </w:rPr>
+        <w:t xml:space="preserve">(MC)</w:t>
+      </w:r>
+      <w:r>
+        <w:t xml:space="preserve"> </w:t>
+      </w:r>
+      <w:r>
+        <w:t xml:space="preserve">“Do three or more groups differ in a numeric response Y?”</w:t>
+      </w:r>
+      <w:r>
+        <w:t xml:space="preserve"> </w:t>
+      </w:r>
+      <w:r>
+        <w:t xml:space="preserve">calls for:</w:t>
+      </w:r>
+    </w:p>
+    <w:p>
+      <w:pPr>
+        <w:pStyle w:val="FirstParagraph"/>
+      </w:pPr>
+      <w:r>
+        <w:rPr>
+          <w:b/>
+          <w:bCs/>
+        </w:rPr>
+        <w:t xml:space="preserve">a.</w:t>
+      </w:r>
+      <w:r>
+        <w:t xml:space="preserve"> </w:t>
+      </w:r>
+      <w:r>
+        <w:t xml:space="preserve">A t-test</w:t>
+      </w:r>
+      <w:r>
+        <w:t xml:space="preserve"> </w:t>
+      </w:r>
+      <w:r>
+        <w:rPr>
+          <w:b/>
+          <w:bCs/>
+        </w:rPr>
+        <w:t xml:space="preserve">b.</w:t>
+      </w:r>
+      <w:r>
+        <w:t xml:space="preserve"> </w:t>
+      </w:r>
+      <w:r>
+        <w:t xml:space="preserve">Regression on year</w:t>
+      </w:r>
+      <w:r>
+        <w:t xml:space="preserve"> </w:t>
+      </w:r>
+      <w:r>
+        <w:rPr>
+          <w:b/>
+          <w:bCs/>
+        </w:rPr>
+        <w:t xml:space="preserve">c.</w:t>
+      </w:r>
+      <w:r>
+        <w:t xml:space="preserve"> </w:t>
+      </w:r>
+      <w:r>
+        <w:t xml:space="preserve">ANOVA</w:t>
+      </w:r>
+      <w:r>
+        <w:t xml:space="preserve"> </w:t>
+      </w:r>
+      <w:r>
+        <w:rPr>
+          <w:b/>
+          <w:bCs/>
+        </w:rPr>
+        <w:t xml:space="preserve">d.</w:t>
+      </w:r>
+      <w:r>
+        <w:t xml:space="preserve"> </w:t>
+      </w:r>
+      <w:r>
+        <w:t xml:space="preserve">A pivot</w:t>
+      </w:r>
+    </w:p>
+    <w:bookmarkEnd w:id="20"/>
+    <w:bookmarkStart w:id="21" w:name="X34f787f13b59c0aee789ffac68a7ad99839d487"/>
+    <w:p>
+      <w:pPr>
+        <w:pStyle w:val="Heading3"/>
+      </w:pPr>
+      <w:r>
+        <w:t xml:space="preserve">11.</w:t>
+      </w:r>
+      <w:r>
+        <w:t xml:space="preserve"> </w:t>
+      </w:r>
+      <w:r>
+        <w:rPr>
+          <w:i/>
+          <w:iCs/>
+        </w:rPr>
+        <w:t xml:space="preserve">(MC)</w:t>
+      </w:r>
+      <w:r>
+        <w:t xml:space="preserve"> </w:t>
+      </w:r>
+      <w:r>
+        <w:t xml:space="preserve">“Does Y change over time (years)?”</w:t>
+      </w:r>
+      <w:r>
+        <w:t xml:space="preserve"> </w:t>
+      </w:r>
+      <w:r>
+        <w:t xml:space="preserve">calls for:</w:t>
+      </w:r>
+    </w:p>
+    <w:p>
+      <w:pPr>
+        <w:pStyle w:val="FirstParagraph"/>
+      </w:pPr>
+      <w:r>
+        <w:rPr>
+          <w:b/>
+          <w:bCs/>
+        </w:rPr>
+        <w:t xml:space="preserve">a.</w:t>
+      </w:r>
+      <w:r>
+        <w:t xml:space="preserve"> </w:t>
+      </w:r>
+      <w:r>
+        <w:t xml:space="preserve">A t-test</w:t>
+      </w:r>
+      <w:r>
+        <w:t xml:space="preserve"> </w:t>
+      </w:r>
+      <w:r>
+        <w:rPr>
+          <w:b/>
+          <w:bCs/>
+        </w:rPr>
+        <w:t xml:space="preserve">b.</w:t>
+      </w:r>
+      <w:r>
+        <w:t xml:space="preserve"> </w:t>
+      </w:r>
+      <w:r>
+        <w:t xml:space="preserve">Regression on year</w:t>
+      </w:r>
+      <w:r>
+        <w:t xml:space="preserve"> </w:t>
+      </w:r>
+      <w:r>
+        <w:rPr>
+          <w:b/>
+          <w:bCs/>
+        </w:rPr>
+        <w:t xml:space="preserve">c.</w:t>
+      </w:r>
+      <w:r>
+        <w:t xml:space="preserve"> </w:t>
+      </w:r>
+      <w:r>
+        <w:t xml:space="preserve">ANOVA</w:t>
+      </w:r>
+      <w:r>
+        <w:t xml:space="preserve"> </w:t>
+      </w:r>
+      <w:r>
+        <w:rPr>
+          <w:b/>
+          <w:bCs/>
+        </w:rPr>
+        <w:t xml:space="preserve">d.</w:t>
+      </w:r>
+      <w:r>
+        <w:t xml:space="preserve"> </w:t>
+      </w:r>
+      <w:r>
+        <w:t xml:space="preserve">A join</w:t>
+      </w:r>
+    </w:p>
+    <w:bookmarkEnd w:id="21"/>
+    <w:bookmarkStart w:id="22" w:name="X90082edac6b83356fe8e6eb8c9e9fc6ee14d8e4"/>
+    <w:p>
+      <w:pPr>
+        <w:pStyle w:val="Heading3"/>
+      </w:pPr>
+      <w:r>
+        <w:t xml:space="preserve">12.</w:t>
+      </w:r>
+      <w:r>
+        <w:t xml:space="preserve"> </w:t>
+      </w:r>
+      <w:r>
+        <w:rPr>
+          <w:i/>
+          <w:iCs/>
+        </w:rPr>
+        <w:t xml:space="preserve">(MC)</w:t>
+      </w:r>
+      <w:r>
+        <w:t xml:space="preserve"> </w:t>
+      </w:r>
+      <w:r>
+        <w:t xml:space="preserve">Your dataset has a numeric response (bird richness) and a categorical predictor with 2 levels (disturbed vs. undisturbed). Which analysis fits?</w:t>
+      </w:r>
+    </w:p>
+    <w:p>
+      <w:pPr>
+        <w:pStyle w:val="FirstParagraph"/>
+      </w:pPr>
+      <w:r>
+        <w:rPr>
+          <w:b/>
+          <w:bCs/>
+        </w:rPr>
+        <w:t xml:space="preserve">a.</w:t>
+      </w:r>
+      <w:r>
+        <w:t xml:space="preserve"> </w:t>
+      </w:r>
+      <w:r>
+        <w:t xml:space="preserve">A t-test — numeric Y across a 2-level group</w:t>
       </w:r>
       <w:r>
         <w:br/>
       </w:r>
       <w:r>
         <w:rPr>
-          <w:rStyle w:val="VerbatimChar"/>
-        </w:rPr>
-        <w:t xml:space="preserve">2.  Do two groups differ in mean Y?          ___</w:t>
+          <w:b/>
+          <w:bCs/>
+        </w:rPr>
+        <w:t xml:space="preserve">b.</w:t>
+      </w:r>
+      <w:r>
+        <w:t xml:space="preserve"> </w:t>
+      </w:r>
+      <w:r>
+        <w:t xml:space="preserve">Regression — both variables are numeric</w:t>
       </w:r>
       <w:r>
         <w:br/>
       </w:r>
       <w:r>
         <w:rPr>
-          <w:rStyle w:val="VerbatimChar"/>
-        </w:rPr>
-        <w:t xml:space="preserve">3.  Do three or more groups differ in Y?     ___</w:t>
+          <w:b/>
+          <w:bCs/>
+        </w:rPr>
+        <w:t xml:space="preserve">c.</w:t>
+      </w:r>
+      <w:r>
+        <w:t xml:space="preserve"> </w:t>
+      </w:r>
+      <w:r>
+        <w:t xml:space="preserve">ANOVA — there are 3+ groups</w:t>
       </w:r>
       <w:r>
         <w:br/>
       </w:r>
       <w:r>
         <w:rPr>
-          <w:rStyle w:val="VerbatimChar"/>
-        </w:rPr>
-        <w:t xml:space="preserve">4.  Does Y change over time?                 ___</w:t>
-      </w:r>
-    </w:p>
-    <w:p>
-      <w:pPr>
-        <w:pStyle w:val="SourceCode"/>
-      </w:pPr>
-      <w:r>
-        <w:rPr>
-          <w:rStyle w:val="VerbatimChar"/>
-        </w:rPr>
-        <w:t xml:space="preserve">A.  t-test</w:t>
-      </w:r>
-      <w:r>
-        <w:br/>
-      </w:r>
-      <w:r>
-        <w:rPr>
-          <w:rStyle w:val="VerbatimChar"/>
-        </w:rPr>
-        <w:t xml:space="preserve">B.  Regression on year</w:t>
-      </w:r>
-      <w:r>
-        <w:br/>
-      </w:r>
-      <w:r>
-        <w:rPr>
-          <w:rStyle w:val="VerbatimChar"/>
-        </w:rPr>
-        <w:t xml:space="preserve">C.  Regression</w:t>
-      </w:r>
-      <w:r>
-        <w:br/>
-      </w:r>
-      <w:r>
-        <w:rPr>
-          <w:rStyle w:val="VerbatimChar"/>
-        </w:rPr>
-        <w:t xml:space="preserve">D.  ANOVA</w:t>
+          <w:b/>
+          <w:bCs/>
+        </w:rPr>
+        <w:t xml:space="preserve">d.</w:t>
+      </w:r>
+      <w:r>
+        <w:t xml:space="preserve"> </w:t>
+      </w:r>
+      <w:r>
+        <w:t xml:space="preserve">None of these</w:t>
       </w:r>
     </w:p>
     <w:p>
@@ -333,44 +1398,424 @@
         </w:pict>
       </w:r>
     </w:p>
-    <w:bookmarkEnd w:id="15"/>
-    <w:bookmarkEnd w:id="16"/>
-    <w:bookmarkStart w:id="18" w:name="question-4-short-answer-hypotheses"/>
-    <w:p>
-      <w:pPr>
-        <w:pStyle w:val="Heading1"/>
-      </w:pPr>
-      <w:r>
-        <w:t xml:space="preserve">Question 4 · Short answer — hypotheses</w:t>
-      </w:r>
-    </w:p>
-    <w:bookmarkStart w:id="17" w:name="X9508ef664cb4242e5ef0f5ae5a87db51b959c74"/>
+    <w:bookmarkEnd w:id="22"/>
+    <w:bookmarkEnd w:id="23"/>
+    <w:bookmarkStart w:id="28" w:name="loading-data-and-sampling-bias"/>
+    <w:p>
+      <w:pPr>
+        <w:pStyle w:val="Heading2"/>
+      </w:pPr>
+      <w:r>
+        <w:t xml:space="preserve">Loading data and sampling bias</w:t>
+      </w:r>
+    </w:p>
+    <w:bookmarkStart w:id="24" w:name="X02df971e45f65b9a4874861623fc578dc7a4043"/>
     <w:p>
       <w:pPr>
         <w:pStyle w:val="Heading3"/>
       </w:pPr>
       <w:r>
-        <w:t xml:space="preserve">You will test whether monarch butterfly wingspan differs between two sites. Write H₀ and Hₐ in plain words.</w:t>
-      </w:r>
-    </w:p>
-    <w:p>
-      <w:pPr>
-        <w:pStyle w:val="SourceCode"/>
-      </w:pPr>
+        <w:t xml:space="preserve">13.</w:t>
+      </w:r>
+      <w:r>
+        <w:t xml:space="preserve"> </w:t>
+      </w:r>
+      <w:r>
+        <w:rPr>
+          <w:i/>
+          <w:iCs/>
+        </w:rPr>
+        <w:t xml:space="preserve">(Fix)</w:t>
+      </w:r>
+      <w:r>
+        <w:t xml:space="preserve"> </w:t>
+      </w:r>
       <w:r>
         <w:rPr>
           <w:rStyle w:val="VerbatimChar"/>
         </w:rPr>
-        <w:t xml:space="preserve">H0:</w:t>
+        <w:t xml:space="preserve">read_csv("data/my_file.csv")</w:t>
+      </w:r>
+      <w:r>
+        <w:t xml:space="preserve"> </w:t>
+      </w:r>
+      <w:r>
+        <w:t xml:space="preserve">throws</w:t>
+      </w:r>
+      <w:r>
+        <w:t xml:space="preserve"> </w:t>
+      </w:r>
+      <w:r>
+        <w:t xml:space="preserve">“does not exist.”</w:t>
+      </w:r>
+      <w:r>
+        <w:t xml:space="preserve"> </w:t>
+      </w:r>
+      <w:r>
+        <w:t xml:space="preserve">What should you check first?</w:t>
+      </w:r>
+    </w:p>
+    <w:p>
+      <w:pPr>
+        <w:pStyle w:val="FirstParagraph"/>
+      </w:pPr>
+      <w:r>
+        <w:rPr>
+          <w:b/>
+          <w:bCs/>
+        </w:rPr>
+        <w:t xml:space="preserve">a.</w:t>
+      </w:r>
+      <w:r>
+        <w:t xml:space="preserve"> </w:t>
+      </w:r>
+      <w:r>
+        <w:t xml:space="preserve">That the file is really in the</w:t>
+      </w:r>
+      <w:r>
+        <w:t xml:space="preserve"> </w:t>
+      </w:r>
+      <w:r>
+        <w:rPr>
+          <w:rStyle w:val="VerbatimChar"/>
+        </w:rPr>
+        <w:t xml:space="preserve">data/</w:t>
+      </w:r>
+      <w:r>
+        <w:t xml:space="preserve"> </w:t>
+      </w:r>
+      <w:r>
+        <w:t xml:space="preserve">folder and the name/extension match exactly (case-sensitive)</w:t>
       </w:r>
       <w:r>
         <w:br/>
       </w:r>
       <w:r>
         <w:rPr>
+          <w:b/>
+          <w:bCs/>
+        </w:rPr>
+        <w:t xml:space="preserve">b.</w:t>
+      </w:r>
+      <w:r>
+        <w:t xml:space="preserve"> </w:t>
+      </w:r>
+      <w:r>
+        <w:t xml:space="preserve">That R is up to date</w:t>
+      </w:r>
+      <w:r>
+        <w:br/>
+      </w:r>
+      <w:r>
+        <w:rPr>
+          <w:b/>
+          <w:bCs/>
+        </w:rPr>
+        <w:t xml:space="preserve">c.</w:t>
+      </w:r>
+      <w:r>
+        <w:t xml:space="preserve"> </w:t>
+      </w:r>
+      <w:r>
+        <w:t xml:space="preserve">That your monitor is on</w:t>
+      </w:r>
+      <w:r>
+        <w:br/>
+      </w:r>
+      <w:r>
+        <w:rPr>
+          <w:b/>
+          <w:bCs/>
+        </w:rPr>
+        <w:t xml:space="preserve">d.</w:t>
+      </w:r>
+      <w:r>
+        <w:t xml:space="preserve"> </w:t>
+      </w:r>
+      <w:r>
+        <w:t xml:space="preserve">That the file has fewer than 100 rows</w:t>
+      </w:r>
+    </w:p>
+    <w:bookmarkEnd w:id="24"/>
+    <w:bookmarkStart w:id="25" w:name="X0edcb8e10bab5e19a0713c3c01a94a2e7376063"/>
+    <w:p>
+      <w:pPr>
+        <w:pStyle w:val="Heading3"/>
+      </w:pPr>
+      <w:r>
+        <w:t xml:space="preserve">14.</w:t>
+      </w:r>
+      <w:r>
+        <w:t xml:space="preserve"> </w:t>
+      </w:r>
+      <w:r>
+        <w:rPr>
+          <w:i/>
+          <w:iCs/>
+        </w:rPr>
+        <w:t xml:space="preserve">(Fix)</w:t>
+      </w:r>
+      <w:r>
+        <w:t xml:space="preserve"> </w:t>
+      </w:r>
+      <w:r>
+        <w:rPr>
           <w:rStyle w:val="VerbatimChar"/>
         </w:rPr>
-        <w:t xml:space="preserve">Ha:</w:t>
+        <w:t xml:space="preserve">read_csv("data/My_File.CSV")</w:t>
+      </w:r>
+      <w:r>
+        <w:t xml:space="preserve"> </w:t>
+      </w:r>
+      <w:r>
+        <w:t xml:space="preserve">fails but</w:t>
+      </w:r>
+      <w:r>
+        <w:t xml:space="preserve"> </w:t>
+      </w:r>
+      <w:r>
+        <w:rPr>
+          <w:rStyle w:val="VerbatimChar"/>
+        </w:rPr>
+        <w:t xml:space="preserve">data/my_file.csv</w:t>
+      </w:r>
+      <w:r>
+        <w:t xml:space="preserve"> </w:t>
+      </w:r>
+      <w:r>
+        <w:t xml:space="preserve">is right there. Why?</w:t>
+      </w:r>
+    </w:p>
+    <w:p>
+      <w:pPr>
+        <w:pStyle w:val="FirstParagraph"/>
+      </w:pPr>
+      <w:r>
+        <w:rPr>
+          <w:b/>
+          <w:bCs/>
+        </w:rPr>
+        <w:t xml:space="preserve">a.</w:t>
+      </w:r>
+      <w:r>
+        <w:t xml:space="preserve"> </w:t>
+      </w:r>
+      <w:r>
+        <w:t xml:space="preserve">File paths and names are case-sensitive</w:t>
+      </w:r>
+      <w:r>
+        <w:br/>
+      </w:r>
+      <w:r>
+        <w:rPr>
+          <w:b/>
+          <w:bCs/>
+        </w:rPr>
+        <w:t xml:space="preserve">b.</w:t>
+      </w:r>
+      <w:r>
+        <w:t xml:space="preserve"> </w:t>
+      </w:r>
+      <w:r>
+        <w:rPr>
+          <w:rStyle w:val="VerbatimChar"/>
+        </w:rPr>
+        <w:t xml:space="preserve">read_csv()</w:t>
+      </w:r>
+      <w:r>
+        <w:t xml:space="preserve"> </w:t>
+      </w:r>
+      <w:r>
+        <w:t xml:space="preserve">cannot read</w:t>
+      </w:r>
+      <w:r>
+        <w:t xml:space="preserve"> </w:t>
+      </w:r>
+      <w:r>
+        <w:rPr>
+          <w:rStyle w:val="VerbatimChar"/>
+        </w:rPr>
+        <w:t xml:space="preserve">.csv</w:t>
+      </w:r>
+      <w:r>
+        <w:br/>
+      </w:r>
+      <w:r>
+        <w:rPr>
+          <w:b/>
+          <w:bCs/>
+        </w:rPr>
+        <w:t xml:space="preserve">c.</w:t>
+      </w:r>
+      <w:r>
+        <w:t xml:space="preserve"> </w:t>
+      </w:r>
+      <w:r>
+        <w:t xml:space="preserve">You need</w:t>
+      </w:r>
+      <w:r>
+        <w:t xml:space="preserve"> </w:t>
+      </w:r>
+      <w:r>
+        <w:rPr>
+          <w:rStyle w:val="VerbatimChar"/>
+        </w:rPr>
+        <w:t xml:space="preserve">library(readr)</w:t>
+      </w:r>
+      <w:r>
+        <w:br/>
+      </w:r>
+      <w:r>
+        <w:rPr>
+          <w:b/>
+          <w:bCs/>
+        </w:rPr>
+        <w:t xml:space="preserve">d.</w:t>
+      </w:r>
+      <w:r>
+        <w:t xml:space="preserve"> </w:t>
+      </w:r>
+      <w:r>
+        <w:rPr>
+          <w:rStyle w:val="VerbatimChar"/>
+        </w:rPr>
+        <w:t xml:space="preserve">.csv</w:t>
+      </w:r>
+      <w:r>
+        <w:t xml:space="preserve"> </w:t>
+      </w:r>
+      <w:r>
+        <w:t xml:space="preserve">names must be capitalized</w:t>
+      </w:r>
+    </w:p>
+    <w:bookmarkEnd w:id="25"/>
+    <w:bookmarkStart w:id="26" w:name="X1b4dfb16f4ceb7ced7af16facb567a9bbb9d8e3"/>
+    <w:p>
+      <w:pPr>
+        <w:pStyle w:val="Heading3"/>
+      </w:pPr>
+      <w:r>
+        <w:t xml:space="preserve">15.</w:t>
+      </w:r>
+      <w:r>
+        <w:t xml:space="preserve"> </w:t>
+      </w:r>
+      <w:r>
+        <w:rPr>
+          <w:i/>
+          <w:iCs/>
+        </w:rPr>
+        <w:t xml:space="preserve">(MC)</w:t>
+      </w:r>
+      <w:r>
+        <w:t xml:space="preserve"> </w:t>
+      </w:r>
+      <w:r>
+        <w:t xml:space="preserve">★ GBIF species records come mostly from where people look (cities, parks, universities). A map of occurrences therefore mostly shows:</w:t>
+      </w:r>
+    </w:p>
+    <w:p>
+      <w:pPr>
+        <w:pStyle w:val="FirstParagraph"/>
+      </w:pPr>
+      <w:r>
+        <w:rPr>
+          <w:b/>
+          <w:bCs/>
+        </w:rPr>
+        <w:t xml:space="preserve">a.</w:t>
+      </w:r>
+      <w:r>
+        <w:t xml:space="preserve"> </w:t>
+      </w:r>
+      <w:r>
+        <w:t xml:space="preserve">Exactly where the species lives</w:t>
+      </w:r>
+      <w:r>
+        <w:br/>
+      </w:r>
+      <w:r>
+        <w:rPr>
+          <w:b/>
+          <w:bCs/>
+        </w:rPr>
+        <w:t xml:space="preserve">b.</w:t>
+      </w:r>
+      <w:r>
+        <w:t xml:space="preserve"> </w:t>
+      </w:r>
+      <w:r>
+        <w:t xml:space="preserve">Where the species does NOT live</w:t>
+      </w:r>
+      <w:r>
+        <w:br/>
+      </w:r>
+      <w:r>
+        <w:rPr>
+          <w:b/>
+          <w:bCs/>
+        </w:rPr>
+        <w:t xml:space="preserve">c.</w:t>
+      </w:r>
+      <w:r>
+        <w:t xml:space="preserve"> </w:t>
+      </w:r>
+      <w:r>
+        <w:t xml:space="preserve">A mix of where the species lives AND where people looked</w:t>
+      </w:r>
+      <w:r>
+        <w:br/>
+      </w:r>
+      <w:r>
+        <w:rPr>
+          <w:b/>
+          <w:bCs/>
+        </w:rPr>
+        <w:t xml:space="preserve">d.</w:t>
+      </w:r>
+      <w:r>
+        <w:t xml:space="preserve"> </w:t>
+      </w:r>
+      <w:r>
+        <w:t xml:space="preserve">Nothing useful</w:t>
+      </w:r>
+    </w:p>
+    <w:bookmarkEnd w:id="26"/>
+    <w:bookmarkStart w:id="27" w:name="Xf2d634258b6c94f8ab2ebcf402afcfbbdaad68a"/>
+    <w:p>
+      <w:pPr>
+        <w:pStyle w:val="Heading3"/>
+      </w:pPr>
+      <w:r>
+        <w:t xml:space="preserve">16.</w:t>
+      </w:r>
+      <w:r>
+        <w:t xml:space="preserve"> </w:t>
+      </w:r>
+      <w:r>
+        <w:rPr>
+          <w:i/>
+          <w:iCs/>
+        </w:rPr>
+        <w:t xml:space="preserve">(T/F)</w:t>
+      </w:r>
+      <w:r>
+        <w:t xml:space="preserve"> </w:t>
+      </w:r>
+      <w:r>
+        <w:t xml:space="preserve">If a dataset has almost no rows for the group you care about, no analysis method can rescue it — you need better data.</w:t>
+      </w:r>
+    </w:p>
+    <w:p>
+      <w:pPr>
+        <w:pStyle w:val="FirstParagraph"/>
+      </w:pPr>
+      <w:r>
+        <w:rPr>
+          <w:b/>
+          <w:bCs/>
+        </w:rPr>
+        <w:t xml:space="preserve">True / False</w:t>
       </w:r>
     </w:p>
     <w:p>
@@ -380,420 +1825,9 @@
         </w:pict>
       </w:r>
     </w:p>
-    <w:bookmarkEnd w:id="17"/>
-    <w:bookmarkEnd w:id="18"/>
-    <w:bookmarkStart w:id="20" w:name="question-5-short-code-size-up-a-dataset"/>
-    <w:p>
-      <w:pPr>
-        <w:pStyle w:val="Heading1"/>
-      </w:pPr>
-      <w:r>
-        <w:t xml:space="preserve">Question 5 · Short code — size up a dataset</w:t>
-      </w:r>
-    </w:p>
-    <w:bookmarkStart w:id="19" w:name="X760e4c456d514e75eff1e1a3ec7f3676804e350"/>
-    <w:p>
-      <w:pPr>
-        <w:pStyle w:val="Heading3"/>
-      </w:pPr>
-      <w:r>
-        <w:t xml:space="preserve">Write the three lines you’d run right after loading a candidate CSV called</w:t>
-      </w:r>
-      <w:r>
-        <w:t xml:space="preserve"> </w:t>
-      </w:r>
-      <w:r>
-        <w:rPr>
-          <w:rStyle w:val="VerbatimChar"/>
-        </w:rPr>
-        <w:t xml:space="preserve">my_df</w:t>
-      </w:r>
-      <w:r>
-        <w:t xml:space="preserve"> </w:t>
-      </w:r>
-      <w:r>
-        <w:t xml:space="preserve">to check its size and structure.</w:t>
-      </w:r>
-    </w:p>
-    <w:p>
-      <w:pPr>
-        <w:pStyle w:val="SourceCode"/>
-      </w:pPr>
-      <w:r>
-        <w:rPr>
-          <w:rStyle w:val="CommentTok"/>
-        </w:rPr>
-        <w:t xml:space="preserve"># Three checks:</w:t>
-      </w:r>
-      <w:r>
-        <w:br/>
-      </w:r>
-      <w:r>
-        <w:br/>
-      </w:r>
-    </w:p>
-    <w:p>
-      <w:r>
-        <w:pict>
-          <v:rect style="width:0;height:1.5pt" o:hralign="center" o:hrstd="t" o:hr="t"/>
-        </w:pict>
-      </w:r>
-    </w:p>
-    <w:bookmarkEnd w:id="19"/>
-    <w:bookmarkEnd w:id="20"/>
-    <w:bookmarkStart w:id="22" w:name="X88bc7818a4c699165a68db320526ff2ddbcb528"/>
-    <w:p>
-      <w:pPr>
-        <w:pStyle w:val="Heading1"/>
-      </w:pPr>
-      <w:r>
-        <w:t xml:space="preserve">Question 6 · Multiple choice — variable roles</w:t>
-      </w:r>
-    </w:p>
-    <w:bookmarkStart w:id="21" w:name="Xec77f08f2acc1600bdb9dbad04f09e914694d96"/>
-    <w:p>
-      <w:pPr>
-        <w:pStyle w:val="Heading3"/>
-      </w:pPr>
-      <w:r>
-        <w:t xml:space="preserve">A column of type</w:t>
-      </w:r>
-      <w:r>
-        <w:t xml:space="preserve"> </w:t>
-      </w:r>
-      <w:r>
-        <w:rPr>
-          <w:rStyle w:val="VerbatimChar"/>
-        </w:rPr>
-        <w:t xml:space="preserve">&lt;chr&gt;</w:t>
-      </w:r>
-      <w:r>
-        <w:t xml:space="preserve"> </w:t>
-      </w:r>
-      <w:r>
-        <w:t xml:space="preserve">with the values</w:t>
-      </w:r>
-      <w:r>
-        <w:t xml:space="preserve"> </w:t>
-      </w:r>
-      <w:r>
-        <w:t xml:space="preserve">“forest”</w:t>
-      </w:r>
-      <w:r>
-        <w:t xml:space="preserve">,</w:t>
-      </w:r>
-      <w:r>
-        <w:t xml:space="preserve"> </w:t>
-      </w:r>
-      <w:r>
-        <w:t xml:space="preserve">“grassland”</w:t>
-      </w:r>
-      <w:r>
-        <w:t xml:space="preserve">,</w:t>
-      </w:r>
-      <w:r>
-        <w:t xml:space="preserve"> </w:t>
-      </w:r>
-      <w:r>
-        <w:t xml:space="preserve">“wetland”</w:t>
-      </w:r>
-      <w:r>
-        <w:t xml:space="preserve"> </w:t>
-      </w:r>
-      <w:r>
-        <w:t xml:space="preserve">is best used as:</w:t>
-      </w:r>
-    </w:p>
-    <w:p>
-      <w:pPr>
-        <w:pStyle w:val="SourceCode"/>
-      </w:pPr>
-      <w:r>
-        <w:rPr>
-          <w:rStyle w:val="VerbatimChar"/>
-        </w:rPr>
-        <w:t xml:space="preserve">A)  A numeric response (Y)</w:t>
-      </w:r>
-      <w:r>
-        <w:br/>
-      </w:r>
-      <w:r>
-        <w:rPr>
-          <w:rStyle w:val="VerbatimChar"/>
-        </w:rPr>
-        <w:t xml:space="preserve">B)  A categorical predictor (X) with 3 groups</w:t>
-      </w:r>
-      <w:r>
-        <w:br/>
-      </w:r>
-      <w:r>
-        <w:rPr>
-          <w:rStyle w:val="VerbatimChar"/>
-        </w:rPr>
-        <w:t xml:space="preserve">C)  A row identifier</w:t>
-      </w:r>
-      <w:r>
-        <w:br/>
-      </w:r>
-      <w:r>
-        <w:rPr>
-          <w:rStyle w:val="VerbatimChar"/>
-        </w:rPr>
-        <w:t xml:space="preserve">D)  A date</w:t>
-      </w:r>
-    </w:p>
-    <w:p>
-      <w:pPr>
-        <w:pStyle w:val="FirstParagraph"/>
-      </w:pPr>
-      <w:r>
-        <w:t xml:space="preserve">Your answer:</w:t>
-      </w:r>
-    </w:p>
-    <w:p>
-      <w:pPr>
-        <w:pStyle w:val="SourceCode"/>
-      </w:pPr>
-    </w:p>
-    <w:p>
-      <w:r>
-        <w:pict>
-          <v:rect style="width:0;height:1.5pt" o:hralign="center" o:hrstd="t" o:hr="t"/>
-        </w:pict>
-      </w:r>
-    </w:p>
-    <w:bookmarkEnd w:id="21"/>
-    <w:bookmarkEnd w:id="22"/>
-    <w:bookmarkStart w:id="24" w:name="question-7-find-the-error-loading-data"/>
-    <w:p>
-      <w:pPr>
-        <w:pStyle w:val="Heading1"/>
-      </w:pPr>
-      <w:r>
-        <w:t xml:space="preserve">Question 7 · Find the error — loading data</w:t>
-      </w:r>
-    </w:p>
-    <w:bookmarkStart w:id="23" w:name="Xbbb1fd437a2387fed858ee7b97a9f55558bd92a"/>
-    <w:p>
-      <w:pPr>
-        <w:pStyle w:val="Heading3"/>
-      </w:pPr>
-      <w:r>
-        <w:rPr>
-          <w:rStyle w:val="VerbatimChar"/>
-        </w:rPr>
-        <w:t xml:space="preserve">read_csv("data/my_file.csv")</w:t>
-      </w:r>
-      <w:r>
-        <w:t xml:space="preserve"> </w:t>
-      </w:r>
-      <w:r>
-        <w:t xml:space="preserve">throws</w:t>
-      </w:r>
-      <w:r>
-        <w:t xml:space="preserve"> </w:t>
-      </w:r>
-      <w:r>
-        <w:t xml:space="preserve">“does not exist.”</w:t>
-      </w:r>
-      <w:r>
-        <w:t xml:space="preserve"> </w:t>
-      </w:r>
-      <w:r>
-        <w:t xml:space="preserve">List two things you would check first.</w:t>
-      </w:r>
-    </w:p>
-    <w:p>
-      <w:pPr>
-        <w:pStyle w:val="SourceCode"/>
-      </w:pPr>
-      <w:r>
-        <w:rPr>
-          <w:rStyle w:val="VerbatimChar"/>
-        </w:rPr>
-        <w:t xml:space="preserve">1.</w:t>
-      </w:r>
-      <w:r>
-        <w:br/>
-      </w:r>
-      <w:r>
-        <w:rPr>
-          <w:rStyle w:val="VerbatimChar"/>
-        </w:rPr>
-        <w:t xml:space="preserve">2.</w:t>
-      </w:r>
-    </w:p>
-    <w:p>
-      <w:r>
-        <w:pict>
-          <v:rect style="width:0;height:1.5pt" o:hralign="center" o:hrstd="t" o:hr="t"/>
-        </w:pict>
-      </w:r>
-    </w:p>
-    <w:bookmarkEnd w:id="23"/>
-    <w:bookmarkEnd w:id="24"/>
-    <w:bookmarkStart w:id="26" w:name="question-8-true-false"/>
-    <w:p>
-      <w:pPr>
-        <w:pStyle w:val="Heading1"/>
-      </w:pPr>
-      <w:r>
-        <w:t xml:space="preserve">Question 8 · True / False</w:t>
-      </w:r>
-    </w:p>
-    <w:bookmarkStart w:id="25" w:name="X790067c965fb5a53aa0823e6435a71dfaaea8a9"/>
-    <w:p>
-      <w:pPr>
-        <w:pStyle w:val="Heading3"/>
-      </w:pPr>
-      <w:r>
-        <w:t xml:space="preserve">The single biggest predictor of a failed final project is waiting until the analysis is due to first open the data in R.</w:t>
-      </w:r>
-    </w:p>
-    <w:p>
-      <w:pPr>
-        <w:pStyle w:val="SourceCode"/>
-      </w:pPr>
-      <w:r>
-        <w:rPr>
-          <w:rStyle w:val="VerbatimChar"/>
-        </w:rPr>
-        <w:t xml:space="preserve">TRUE        FALSE</w:t>
-      </w:r>
-    </w:p>
-    <w:p>
-      <w:pPr>
-        <w:pStyle w:val="FirstParagraph"/>
-      </w:pPr>
-      <w:r>
-        <w:t xml:space="preserve">Your answer:</w:t>
-      </w:r>
-    </w:p>
-    <w:p>
-      <w:pPr>
-        <w:pStyle w:val="SourceCode"/>
-      </w:pPr>
-    </w:p>
-    <w:p>
-      <w:r>
-        <w:pict>
-          <v:rect style="width:0;height:1.5pt" o:hralign="center" o:hrstd="t" o:hr="t"/>
-        </w:pict>
-      </w:r>
-    </w:p>
-    <w:bookmarkEnd w:id="25"/>
-    <w:bookmarkEnd w:id="26"/>
-    <w:bookmarkStart w:id="28" w:name="question-9-short-answer-pick-a-method"/>
-    <w:p>
-      <w:pPr>
-        <w:pStyle w:val="Heading1"/>
-      </w:pPr>
-      <w:r>
-        <w:t xml:space="preserve">Question 9 · Short answer — pick a method</w:t>
-      </w:r>
-    </w:p>
-    <w:bookmarkStart w:id="27" w:name="Xf4f3fe2c29e54628395cc2b1380521e9b811c6f"/>
-    <w:p>
-      <w:pPr>
-        <w:pStyle w:val="Heading3"/>
-      </w:pPr>
-      <w:r>
-        <w:t xml:space="preserve">Your dataset has a numeric response (bird richness) and a categorical predictor with 2 levels (disturbed vs undisturbed). Which analysis fits, and why?</w:t>
-      </w:r>
-    </w:p>
-    <w:p>
-      <w:pPr>
-        <w:pStyle w:val="SourceCode"/>
-      </w:pPr>
-    </w:p>
-    <w:p>
-      <w:r>
-        <w:pict>
-          <v:rect style="width:0;height:1.5pt" o:hralign="center" o:hrstd="t" o:hr="t"/>
-        </w:pict>
-      </w:r>
-    </w:p>
     <w:bookmarkEnd w:id="27"/>
     <w:bookmarkEnd w:id="28"/>
-    <w:bookmarkStart w:id="30" w:name="Xc60efc58adf4c225a382349f43f6d3f2b8c36ef"/>
-    <w:p>
-      <w:pPr>
-        <w:pStyle w:val="Heading1"/>
-      </w:pPr>
-      <w:r>
-        <w:t xml:space="preserve">Question 10 · Multiple choice — sampling bias</w:t>
-      </w:r>
-    </w:p>
-    <w:bookmarkStart w:id="29" w:name="Xe5de0f4bdab04c5a766f2c1b470b807038dadc2"/>
-    <w:p>
-      <w:pPr>
-        <w:pStyle w:val="Heading3"/>
-      </w:pPr>
-      <w:r>
-        <w:t xml:space="preserve">GBIF species records come mostly from where people look (cities, parks, universities). This means a map of occurrences mostly shows:</w:t>
-      </w:r>
-    </w:p>
-    <w:p>
-      <w:pPr>
-        <w:pStyle w:val="SourceCode"/>
-      </w:pPr>
-      <w:r>
-        <w:rPr>
-          <w:rStyle w:val="VerbatimChar"/>
-        </w:rPr>
-        <w:t xml:space="preserve">A)  Exactly where the species lives</w:t>
-      </w:r>
-      <w:r>
-        <w:br/>
-      </w:r>
-      <w:r>
-        <w:rPr>
-          <w:rStyle w:val="VerbatimChar"/>
-        </w:rPr>
-        <w:t xml:space="preserve">B)  Where the species does NOT live</w:t>
-      </w:r>
-      <w:r>
-        <w:br/>
-      </w:r>
-      <w:r>
-        <w:rPr>
-          <w:rStyle w:val="VerbatimChar"/>
-        </w:rPr>
-        <w:t xml:space="preserve">C)  A mix of where the species lives AND where people looked</w:t>
-      </w:r>
-      <w:r>
-        <w:br/>
-      </w:r>
-      <w:r>
-        <w:rPr>
-          <w:rStyle w:val="VerbatimChar"/>
-        </w:rPr>
-        <w:t xml:space="preserve">D)  Nothing useful</w:t>
-      </w:r>
-    </w:p>
-    <w:p>
-      <w:pPr>
-        <w:pStyle w:val="FirstParagraph"/>
-      </w:pPr>
-      <w:r>
-        <w:t xml:space="preserve">Your answer:</w:t>
-      </w:r>
-    </w:p>
-    <w:p>
-      <w:pPr>
-        <w:pStyle w:val="SourceCode"/>
-      </w:pPr>
-    </w:p>
-    <w:p>
-      <w:r>
-        <w:pict>
-          <v:rect style="width:0;height:1.5pt" o:hralign="center" o:hrstd="t" o:hr="t"/>
-        </w:pict>
-      </w:r>
-    </w:p>
-    <w:bookmarkEnd w:id="29"/>
-    <w:bookmarkEnd w:id="30"/>
-    <w:bookmarkStart w:id="31" w:name="X19fac04d5a5d6dbca660e85fda058eb10015d87"/>
+    <w:bookmarkStart w:id="29" w:name="X19fac04d5a5d6dbca660e85fda058eb10015d87"/>
     <w:p>
       <w:pPr>
         <w:pStyle w:val="Heading1"/>
@@ -820,9 +1854,10 @@
         <w:tblLook w:firstRow="1" w:lastRow="0" w:firstColumn="0" w:lastColumn="0" w:noHBand="0" w:noVBand="0" w:val="0020"/>
       </w:tblPr>
       <w:tblGrid>
-        <w:gridCol w:w="2640"/>
-        <w:gridCol w:w="2640"/>
-        <w:gridCol w:w="2640"/>
+        <w:gridCol w:w="2436"/>
+        <w:gridCol w:w="1827"/>
+        <w:gridCol w:w="1827"/>
+        <w:gridCol w:w="1827"/>
       </w:tblGrid>
       <w:tr>
         <w:trPr>
@@ -833,17 +1868,19 @@
           <w:p>
             <w:pPr>
               <w:pStyle w:val="Compact"/>
-            </w:pPr>
-            <w:r>
-              <w:t xml:space="preserve">Q</w:t>
-            </w:r>
-          </w:p>
-        </w:tc>
-        <w:tc>
-          <w:tcPr/>
-          <w:p>
-            <w:pPr>
-              <w:pStyle w:val="Compact"/>
+              <w:jc w:val="center"/>
+            </w:pPr>
+            <w:r>
+              <w:t xml:space="preserve">#</w:t>
+            </w:r>
+          </w:p>
+        </w:tc>
+        <w:tc>
+          <w:tcPr/>
+          <w:p>
+            <w:pPr>
+              <w:pStyle w:val="Compact"/>
+              <w:jc w:val="left"/>
             </w:pPr>
             <w:r>
               <w:t xml:space="preserve">Type</w:t>
@@ -855,6 +1892,19 @@
           <w:p>
             <w:pPr>
               <w:pStyle w:val="Compact"/>
+              <w:jc w:val="left"/>
+            </w:pPr>
+            <w:r>
+              <w:t xml:space="preserve">Topic</w:t>
+            </w:r>
+          </w:p>
+        </w:tc>
+        <w:tc>
+          <w:tcPr/>
+          <w:p>
+            <w:pPr>
+              <w:pStyle w:val="Compact"/>
+              <w:jc w:val="left"/>
             </w:pPr>
             <w:r>
               <w:t xml:space="preserve">Answer</w:t>
@@ -868,6 +1918,7 @@
           <w:p>
             <w:pPr>
               <w:pStyle w:val="Compact"/>
+              <w:jc w:val="center"/>
             </w:pPr>
             <w:r>
               <w:t xml:space="preserve">1</w:t>
@@ -879,6 +1930,7 @@
           <w:p>
             <w:pPr>
               <w:pStyle w:val="Compact"/>
+              <w:jc w:val="left"/>
             </w:pPr>
             <w:r>
               <w:t xml:space="preserve">T/F</w:t>
@@ -890,19 +1942,32 @@
           <w:p>
             <w:pPr>
               <w:pStyle w:val="Compact"/>
+              <w:jc w:val="left"/>
+            </w:pPr>
+            <w:r>
+              <w:t xml:space="preserve">good datasets</w:t>
+            </w:r>
+          </w:p>
+        </w:tc>
+        <w:tc>
+          <w:tcPr/>
+          <w:p>
+            <w:pPr>
+              <w:pStyle w:val="Compact"/>
+              <w:jc w:val="left"/>
             </w:pPr>
             <w:r>
               <w:rPr>
                 <w:b/>
                 <w:bCs/>
               </w:rPr>
-              <w:t xml:space="preserve">TRUE</w:t>
+              <w:t xml:space="preserve">True</w:t>
             </w:r>
             <w:r>
               <w:t xml:space="preserve"> </w:t>
             </w:r>
             <w:r>
-              <w:t xml:space="preserve">— you want more rows than columns</w:t>
+              <w:t xml:space="preserve">— more rows than columns</w:t>
             </w:r>
           </w:p>
         </w:tc>
@@ -913,6 +1978,7 @@
           <w:p>
             <w:pPr>
               <w:pStyle w:val="Compact"/>
+              <w:jc w:val="center"/>
             </w:pPr>
             <w:r>
               <w:t xml:space="preserve">2</w:t>
@@ -924,6 +1990,7 @@
           <w:p>
             <w:pPr>
               <w:pStyle w:val="Compact"/>
+              <w:jc w:val="left"/>
             </w:pPr>
             <w:r>
               <w:t xml:space="preserve">MC</w:t>
@@ -935,19 +2002,26 @@
           <w:p>
             <w:pPr>
               <w:pStyle w:val="Compact"/>
+              <w:jc w:val="left"/>
+            </w:pPr>
+            <w:r>
+              <w:t xml:space="preserve">good datasets</w:t>
+            </w:r>
+          </w:p>
+        </w:tc>
+        <w:tc>
+          <w:tcPr/>
+          <w:p>
+            <w:pPr>
+              <w:pStyle w:val="Compact"/>
+              <w:jc w:val="left"/>
             </w:pPr>
             <w:r>
               <w:rPr>
                 <w:b/>
                 <w:bCs/>
               </w:rPr>
-              <w:t xml:space="preserve">C</w:t>
-            </w:r>
-            <w:r>
-              <w:t xml:space="preserve"> </w:t>
-            </w:r>
-            <w:r>
-              <w:t xml:space="preserve">— has X, Y, and a direction; the others aren’t testable with H₀/Hₐ</w:t>
+              <w:t xml:space="preserve">b</w:t>
             </w:r>
           </w:p>
         </w:tc>
@@ -958,6 +2032,7 @@
           <w:p>
             <w:pPr>
               <w:pStyle w:val="Compact"/>
+              <w:jc w:val="center"/>
             </w:pPr>
             <w:r>
               <w:t xml:space="preserve">3</w:t>
@@ -969,138 +2044,7 @@
           <w:p>
             <w:pPr>
               <w:pStyle w:val="Compact"/>
-            </w:pPr>
-            <w:r>
-              <w:t xml:space="preserve">Match</w:t>
-            </w:r>
-          </w:p>
-        </w:tc>
-        <w:tc>
-          <w:tcPr/>
-          <w:p>
-            <w:pPr>
-              <w:pStyle w:val="Compact"/>
-            </w:pPr>
-            <w:r>
-              <w:t xml:space="preserve">1–C, 2–A, 3–D, 4–B</w:t>
-            </w:r>
-          </w:p>
-        </w:tc>
-      </w:tr>
-      <w:tr>
-        <w:tc>
-          <w:tcPr/>
-          <w:p>
-            <w:pPr>
-              <w:pStyle w:val="Compact"/>
-            </w:pPr>
-            <w:r>
-              <w:t xml:space="preserve">4</w:t>
-            </w:r>
-          </w:p>
-        </w:tc>
-        <w:tc>
-          <w:tcPr/>
-          <w:p>
-            <w:pPr>
-              <w:pStyle w:val="Compact"/>
-            </w:pPr>
-            <w:r>
-              <w:t xml:space="preserve">Concept</w:t>
-            </w:r>
-          </w:p>
-        </w:tc>
-        <w:tc>
-          <w:tcPr/>
-          <w:p>
-            <w:pPr>
-              <w:pStyle w:val="Compact"/>
-            </w:pPr>
-            <w:r>
-              <w:t xml:space="preserve">H₀: no difference in mean wingspan between sites; Hₐ: mean wingspan differs</w:t>
-            </w:r>
-          </w:p>
-        </w:tc>
-      </w:tr>
-      <w:tr>
-        <w:tc>
-          <w:tcPr/>
-          <w:p>
-            <w:pPr>
-              <w:pStyle w:val="Compact"/>
-            </w:pPr>
-            <w:r>
-              <w:t xml:space="preserve">5</w:t>
-            </w:r>
-          </w:p>
-        </w:tc>
-        <w:tc>
-          <w:tcPr/>
-          <w:p>
-            <w:pPr>
-              <w:pStyle w:val="Compact"/>
-            </w:pPr>
-            <w:r>
-              <w:t xml:space="preserve">Code</w:t>
-            </w:r>
-          </w:p>
-        </w:tc>
-        <w:tc>
-          <w:tcPr/>
-          <w:p>
-            <w:pPr>
-              <w:pStyle w:val="Compact"/>
-            </w:pPr>
-            <w:r>
-              <w:rPr>
-                <w:rStyle w:val="VerbatimChar"/>
-              </w:rPr>
-              <w:t xml:space="preserve">glimpse(my_df)</w:t>
-            </w:r>
-            <w:r>
-              <w:t xml:space="preserve">,</w:t>
-            </w:r>
-            <w:r>
-              <w:t xml:space="preserve"> </w:t>
-            </w:r>
-            <w:r>
-              <w:rPr>
-                <w:rStyle w:val="VerbatimChar"/>
-              </w:rPr>
-              <w:t xml:space="preserve">dim(my_df)</w:t>
-            </w:r>
-            <w:r>
-              <w:t xml:space="preserve">,</w:t>
-            </w:r>
-            <w:r>
-              <w:t xml:space="preserve"> </w:t>
-            </w:r>
-            <w:r>
-              <w:rPr>
-                <w:rStyle w:val="VerbatimChar"/>
-              </w:rPr>
-              <w:t xml:space="preserve">head(my_df)</w:t>
-            </w:r>
-          </w:p>
-        </w:tc>
-      </w:tr>
-      <w:tr>
-        <w:tc>
-          <w:tcPr/>
-          <w:p>
-            <w:pPr>
-              <w:pStyle w:val="Compact"/>
-            </w:pPr>
-            <w:r>
-              <w:t xml:space="preserve">6</w:t>
-            </w:r>
-          </w:p>
-        </w:tc>
-        <w:tc>
-          <w:tcPr/>
-          <w:p>
-            <w:pPr>
-              <w:pStyle w:val="Compact"/>
+              <w:jc w:val="left"/>
             </w:pPr>
             <w:r>
               <w:t xml:space="preserve">MC</w:t>
@@ -1112,13 +2056,26 @@
           <w:p>
             <w:pPr>
               <w:pStyle w:val="Compact"/>
+              <w:jc w:val="left"/>
+            </w:pPr>
+            <w:r>
+              <w:t xml:space="preserve">good datasets</w:t>
+            </w:r>
+          </w:p>
+        </w:tc>
+        <w:tc>
+          <w:tcPr/>
+          <w:p>
+            <w:pPr>
+              <w:pStyle w:val="Compact"/>
+              <w:jc w:val="left"/>
             </w:pPr>
             <w:r>
               <w:rPr>
                 <w:b/>
                 <w:bCs/>
               </w:rPr>
-              <w:t xml:space="preserve">B</w:t>
+              <w:t xml:space="preserve">a</w:t>
             </w:r>
           </w:p>
         </w:tc>
@@ -1129,67 +2086,19 @@
           <w:p>
             <w:pPr>
               <w:pStyle w:val="Compact"/>
-            </w:pPr>
-            <w:r>
-              <w:t xml:space="preserve">7</w:t>
-            </w:r>
-          </w:p>
-        </w:tc>
-        <w:tc>
-          <w:tcPr/>
-          <w:p>
-            <w:pPr>
-              <w:pStyle w:val="Compact"/>
-            </w:pPr>
-            <w:r>
-              <w:t xml:space="preserve">Concept</w:t>
-            </w:r>
-          </w:p>
-        </w:tc>
-        <w:tc>
-          <w:tcPr/>
-          <w:p>
-            <w:pPr>
-              <w:pStyle w:val="Compact"/>
-            </w:pPr>
-            <w:r>
-              <w:t xml:space="preserve">Check the file is really in</w:t>
-            </w:r>
-            <w:r>
-              <w:t xml:space="preserve"> </w:t>
-            </w:r>
-            <w:r>
-              <w:rPr>
-                <w:rStyle w:val="VerbatimChar"/>
-              </w:rPr>
-              <w:t xml:space="preserve">data/</w:t>
-            </w:r>
-            <w:r>
-              <w:t xml:space="preserve"> </w:t>
-            </w:r>
-            <w:r>
-              <w:t xml:space="preserve">and the name/extension matches exactly (case-sensitive)</w:t>
-            </w:r>
-          </w:p>
-        </w:tc>
-      </w:tr>
-      <w:tr>
-        <w:tc>
-          <w:tcPr/>
-          <w:p>
-            <w:pPr>
-              <w:pStyle w:val="Compact"/>
-            </w:pPr>
-            <w:r>
-              <w:t xml:space="preserve">8</w:t>
-            </w:r>
-          </w:p>
-        </w:tc>
-        <w:tc>
-          <w:tcPr/>
-          <w:p>
-            <w:pPr>
-              <w:pStyle w:val="Compact"/>
+              <w:jc w:val="center"/>
+            </w:pPr>
+            <w:r>
+              <w:t xml:space="preserve">4</w:t>
+            </w:r>
+          </w:p>
+        </w:tc>
+        <w:tc>
+          <w:tcPr/>
+          <w:p>
+            <w:pPr>
+              <w:pStyle w:val="Compact"/>
+              <w:jc w:val="left"/>
             </w:pPr>
             <w:r>
               <w:t xml:space="preserve">T/F</w:t>
@@ -1201,13 +2110,26 @@
           <w:p>
             <w:pPr>
               <w:pStyle w:val="Compact"/>
+              <w:jc w:val="left"/>
+            </w:pPr>
+            <w:r>
+              <w:t xml:space="preserve">good datasets</w:t>
+            </w:r>
+          </w:p>
+        </w:tc>
+        <w:tc>
+          <w:tcPr/>
+          <w:p>
+            <w:pPr>
+              <w:pStyle w:val="Compact"/>
+              <w:jc w:val="left"/>
             </w:pPr>
             <w:r>
               <w:rPr>
                 <w:b/>
                 <w:bCs/>
               </w:rPr>
-              <w:t xml:space="preserve">TRUE</w:t>
+              <w:t xml:space="preserve">True</w:t>
             </w:r>
           </w:p>
         </w:tc>
@@ -1218,47 +2140,56 @@
           <w:p>
             <w:pPr>
               <w:pStyle w:val="Compact"/>
-            </w:pPr>
-            <w:r>
-              <w:t xml:space="preserve">9</w:t>
-            </w:r>
-          </w:p>
-        </w:tc>
-        <w:tc>
-          <w:tcPr/>
-          <w:p>
-            <w:pPr>
-              <w:pStyle w:val="Compact"/>
-            </w:pPr>
-            <w:r>
-              <w:t xml:space="preserve">Concept</w:t>
-            </w:r>
-          </w:p>
-        </w:tc>
-        <w:tc>
-          <w:tcPr/>
-          <w:p>
-            <w:pPr>
-              <w:pStyle w:val="Compact"/>
-            </w:pPr>
-            <w:r>
-              <w:t xml:space="preserve">A</w:t>
-            </w:r>
-            <w:r>
-              <w:t xml:space="preserve"> </w:t>
-            </w:r>
+              <w:jc w:val="center"/>
+            </w:pPr>
+            <w:r>
+              <w:t xml:space="preserve">5</w:t>
+            </w:r>
+          </w:p>
+        </w:tc>
+        <w:tc>
+          <w:tcPr/>
+          <w:p>
+            <w:pPr>
+              <w:pStyle w:val="Compact"/>
+              <w:jc w:val="left"/>
+            </w:pPr>
+            <w:r>
+              <w:t xml:space="preserve">MC</w:t>
+            </w:r>
+          </w:p>
+        </w:tc>
+        <w:tc>
+          <w:tcPr/>
+          <w:p>
+            <w:pPr>
+              <w:pStyle w:val="Compact"/>
+              <w:jc w:val="left"/>
+            </w:pPr>
+            <w:r>
+              <w:t xml:space="preserve">testable questions</w:t>
+            </w:r>
+          </w:p>
+        </w:tc>
+        <w:tc>
+          <w:tcPr/>
+          <w:p>
+            <w:pPr>
+              <w:pStyle w:val="Compact"/>
+              <w:jc w:val="left"/>
+            </w:pPr>
             <w:r>
               <w:rPr>
                 <w:b/>
                 <w:bCs/>
               </w:rPr>
-              <w:t xml:space="preserve">t-test</w:t>
+              <w:t xml:space="preserve">c</w:t>
             </w:r>
             <w:r>
               <w:t xml:space="preserve"> </w:t>
             </w:r>
             <w:r>
-              <w:t xml:space="preserve">— numeric Y compared across a 2-level categorical group</w:t>
+              <w:t xml:space="preserve">— has X, Y, and a direction</w:t>
             </w:r>
           </w:p>
         </w:tc>
@@ -1269,17 +2200,19 @@
           <w:p>
             <w:pPr>
               <w:pStyle w:val="Compact"/>
-            </w:pPr>
-            <w:r>
-              <w:t xml:space="preserve">10</w:t>
-            </w:r>
-          </w:p>
-        </w:tc>
-        <w:tc>
-          <w:tcPr/>
-          <w:p>
-            <w:pPr>
-              <w:pStyle w:val="Compact"/>
+              <w:jc w:val="center"/>
+            </w:pPr>
+            <w:r>
+              <w:t xml:space="preserve">6</w:t>
+            </w:r>
+          </w:p>
+        </w:tc>
+        <w:tc>
+          <w:tcPr/>
+          <w:p>
+            <w:pPr>
+              <w:pStyle w:val="Compact"/>
+              <w:jc w:val="left"/>
             </w:pPr>
             <w:r>
               <w:t xml:space="preserve">MC</w:t>
@@ -1291,19 +2224,608 @@
           <w:p>
             <w:pPr>
               <w:pStyle w:val="Compact"/>
+              <w:jc w:val="left"/>
+            </w:pPr>
+            <w:r>
+              <w:t xml:space="preserve">hypotheses</w:t>
+            </w:r>
+          </w:p>
+        </w:tc>
+        <w:tc>
+          <w:tcPr/>
+          <w:p>
+            <w:pPr>
+              <w:pStyle w:val="Compact"/>
+              <w:jc w:val="left"/>
             </w:pPr>
             <w:r>
               <w:rPr>
                 <w:b/>
                 <w:bCs/>
               </w:rPr>
-              <w:t xml:space="preserve">C</w:t>
+              <w:t xml:space="preserve">b</w:t>
+            </w:r>
+          </w:p>
+        </w:tc>
+      </w:tr>
+      <w:tr>
+        <w:tc>
+          <w:tcPr/>
+          <w:p>
+            <w:pPr>
+              <w:pStyle w:val="Compact"/>
+              <w:jc w:val="center"/>
+            </w:pPr>
+            <w:r>
+              <w:t xml:space="preserve">7</w:t>
+            </w:r>
+          </w:p>
+        </w:tc>
+        <w:tc>
+          <w:tcPr/>
+          <w:p>
+            <w:pPr>
+              <w:pStyle w:val="Compact"/>
+              <w:jc w:val="left"/>
+            </w:pPr>
+            <w:r>
+              <w:t xml:space="preserve">MC</w:t>
+            </w:r>
+          </w:p>
+        </w:tc>
+        <w:tc>
+          <w:tcPr/>
+          <w:p>
+            <w:pPr>
+              <w:pStyle w:val="Compact"/>
+              <w:jc w:val="left"/>
+            </w:pPr>
+            <w:r>
+              <w:t xml:space="preserve">hypotheses</w:t>
+            </w:r>
+          </w:p>
+        </w:tc>
+        <w:tc>
+          <w:tcPr/>
+          <w:p>
+            <w:pPr>
+              <w:pStyle w:val="Compact"/>
+              <w:jc w:val="left"/>
+            </w:pPr>
+            <w:r>
+              <w:rPr>
+                <w:b/>
+                <w:bCs/>
+              </w:rPr>
+              <w:t xml:space="preserve">c</w:t>
+            </w:r>
+          </w:p>
+        </w:tc>
+      </w:tr>
+      <w:tr>
+        <w:tc>
+          <w:tcPr/>
+          <w:p>
+            <w:pPr>
+              <w:pStyle w:val="Compact"/>
+              <w:jc w:val="center"/>
+            </w:pPr>
+            <w:r>
+              <w:t xml:space="preserve">8</w:t>
+            </w:r>
+          </w:p>
+        </w:tc>
+        <w:tc>
+          <w:tcPr/>
+          <w:p>
+            <w:pPr>
+              <w:pStyle w:val="Compact"/>
+              <w:jc w:val="left"/>
+            </w:pPr>
+            <w:r>
+              <w:t xml:space="preserve">MC</w:t>
+            </w:r>
+          </w:p>
+        </w:tc>
+        <w:tc>
+          <w:tcPr/>
+          <w:p>
+            <w:pPr>
+              <w:pStyle w:val="Compact"/>
+              <w:jc w:val="left"/>
+            </w:pPr>
+            <w:r>
+              <w:t xml:space="preserve">question → method</w:t>
+            </w:r>
+          </w:p>
+        </w:tc>
+        <w:tc>
+          <w:tcPr/>
+          <w:p>
+            <w:pPr>
+              <w:pStyle w:val="Compact"/>
+              <w:jc w:val="left"/>
+            </w:pPr>
+            <w:r>
+              <w:rPr>
+                <w:b/>
+                <w:bCs/>
+              </w:rPr>
+              <w:t xml:space="preserve">b</w:t>
             </w:r>
             <w:r>
               <w:t xml:space="preserve"> </w:t>
             </w:r>
             <w:r>
+              <w:t xml:space="preserve">— regression</w:t>
+            </w:r>
+          </w:p>
+        </w:tc>
+      </w:tr>
+      <w:tr>
+        <w:tc>
+          <w:tcPr/>
+          <w:p>
+            <w:pPr>
+              <w:pStyle w:val="Compact"/>
+              <w:jc w:val="center"/>
+            </w:pPr>
+            <w:r>
+              <w:t xml:space="preserve">9</w:t>
+            </w:r>
+          </w:p>
+        </w:tc>
+        <w:tc>
+          <w:tcPr/>
+          <w:p>
+            <w:pPr>
+              <w:pStyle w:val="Compact"/>
+              <w:jc w:val="left"/>
+            </w:pPr>
+            <w:r>
+              <w:t xml:space="preserve">MC</w:t>
+            </w:r>
+          </w:p>
+        </w:tc>
+        <w:tc>
+          <w:tcPr/>
+          <w:p>
+            <w:pPr>
+              <w:pStyle w:val="Compact"/>
+              <w:jc w:val="left"/>
+            </w:pPr>
+            <w:r>
+              <w:t xml:space="preserve">question → method</w:t>
+            </w:r>
+          </w:p>
+        </w:tc>
+        <w:tc>
+          <w:tcPr/>
+          <w:p>
+            <w:pPr>
+              <w:pStyle w:val="Compact"/>
+              <w:jc w:val="left"/>
+            </w:pPr>
+            <w:r>
+              <w:rPr>
+                <w:b/>
+                <w:bCs/>
+              </w:rPr>
+              <w:t xml:space="preserve">a</w:t>
+            </w:r>
+            <w:r>
+              <w:t xml:space="preserve"> </w:t>
+            </w:r>
+            <w:r>
+              <w:t xml:space="preserve">— t-test</w:t>
+            </w:r>
+          </w:p>
+        </w:tc>
+      </w:tr>
+      <w:tr>
+        <w:tc>
+          <w:tcPr/>
+          <w:p>
+            <w:pPr>
+              <w:pStyle w:val="Compact"/>
+              <w:jc w:val="center"/>
+            </w:pPr>
+            <w:r>
+              <w:t xml:space="preserve">10</w:t>
+            </w:r>
+          </w:p>
+        </w:tc>
+        <w:tc>
+          <w:tcPr/>
+          <w:p>
+            <w:pPr>
+              <w:pStyle w:val="Compact"/>
+              <w:jc w:val="left"/>
+            </w:pPr>
+            <w:r>
+              <w:t xml:space="preserve">MC</w:t>
+            </w:r>
+          </w:p>
+        </w:tc>
+        <w:tc>
+          <w:tcPr/>
+          <w:p>
+            <w:pPr>
+              <w:pStyle w:val="Compact"/>
+              <w:jc w:val="left"/>
+            </w:pPr>
+            <w:r>
+              <w:t xml:space="preserve">question → method</w:t>
+            </w:r>
+          </w:p>
+        </w:tc>
+        <w:tc>
+          <w:tcPr/>
+          <w:p>
+            <w:pPr>
+              <w:pStyle w:val="Compact"/>
+              <w:jc w:val="left"/>
+            </w:pPr>
+            <w:r>
+              <w:rPr>
+                <w:b/>
+                <w:bCs/>
+              </w:rPr>
+              <w:t xml:space="preserve">c</w:t>
+            </w:r>
+            <w:r>
+              <w:t xml:space="preserve"> </w:t>
+            </w:r>
+            <w:r>
+              <w:t xml:space="preserve">— ANOVA</w:t>
+            </w:r>
+          </w:p>
+        </w:tc>
+      </w:tr>
+      <w:tr>
+        <w:tc>
+          <w:tcPr/>
+          <w:p>
+            <w:pPr>
+              <w:pStyle w:val="Compact"/>
+              <w:jc w:val="center"/>
+            </w:pPr>
+            <w:r>
+              <w:t xml:space="preserve">11</w:t>
+            </w:r>
+          </w:p>
+        </w:tc>
+        <w:tc>
+          <w:tcPr/>
+          <w:p>
+            <w:pPr>
+              <w:pStyle w:val="Compact"/>
+              <w:jc w:val="left"/>
+            </w:pPr>
+            <w:r>
+              <w:t xml:space="preserve">MC</w:t>
+            </w:r>
+          </w:p>
+        </w:tc>
+        <w:tc>
+          <w:tcPr/>
+          <w:p>
+            <w:pPr>
+              <w:pStyle w:val="Compact"/>
+              <w:jc w:val="left"/>
+            </w:pPr>
+            <w:r>
+              <w:t xml:space="preserve">question → method</w:t>
+            </w:r>
+          </w:p>
+        </w:tc>
+        <w:tc>
+          <w:tcPr/>
+          <w:p>
+            <w:pPr>
+              <w:pStyle w:val="Compact"/>
+              <w:jc w:val="left"/>
+            </w:pPr>
+            <w:r>
+              <w:rPr>
+                <w:b/>
+                <w:bCs/>
+              </w:rPr>
+              <w:t xml:space="preserve">b</w:t>
+            </w:r>
+            <w:r>
+              <w:t xml:space="preserve"> </w:t>
+            </w:r>
+            <w:r>
+              <w:t xml:space="preserve">— regression on year</w:t>
+            </w:r>
+          </w:p>
+        </w:tc>
+      </w:tr>
+      <w:tr>
+        <w:tc>
+          <w:tcPr/>
+          <w:p>
+            <w:pPr>
+              <w:pStyle w:val="Compact"/>
+              <w:jc w:val="center"/>
+            </w:pPr>
+            <w:r>
+              <w:t xml:space="preserve">12</w:t>
+            </w:r>
+          </w:p>
+        </w:tc>
+        <w:tc>
+          <w:tcPr/>
+          <w:p>
+            <w:pPr>
+              <w:pStyle w:val="Compact"/>
+              <w:jc w:val="left"/>
+            </w:pPr>
+            <w:r>
+              <w:t xml:space="preserve">MC</w:t>
+            </w:r>
+          </w:p>
+        </w:tc>
+        <w:tc>
+          <w:tcPr/>
+          <w:p>
+            <w:pPr>
+              <w:pStyle w:val="Compact"/>
+              <w:jc w:val="left"/>
+            </w:pPr>
+            <w:r>
+              <w:t xml:space="preserve">question → method</w:t>
+            </w:r>
+          </w:p>
+        </w:tc>
+        <w:tc>
+          <w:tcPr/>
+          <w:p>
+            <w:pPr>
+              <w:pStyle w:val="Compact"/>
+              <w:jc w:val="left"/>
+            </w:pPr>
+            <w:r>
+              <w:rPr>
+                <w:b/>
+                <w:bCs/>
+              </w:rPr>
+              <w:t xml:space="preserve">a</w:t>
+            </w:r>
+            <w:r>
+              <w:t xml:space="preserve"> </w:t>
+            </w:r>
+            <w:r>
+              <w:t xml:space="preserve">— t-test</w:t>
+            </w:r>
+          </w:p>
+        </w:tc>
+      </w:tr>
+      <w:tr>
+        <w:tc>
+          <w:tcPr/>
+          <w:p>
+            <w:pPr>
+              <w:pStyle w:val="Compact"/>
+              <w:jc w:val="center"/>
+            </w:pPr>
+            <w:r>
+              <w:t xml:space="preserve">13</w:t>
+            </w:r>
+          </w:p>
+        </w:tc>
+        <w:tc>
+          <w:tcPr/>
+          <w:p>
+            <w:pPr>
+              <w:pStyle w:val="Compact"/>
+              <w:jc w:val="left"/>
+            </w:pPr>
+            <w:r>
+              <w:t xml:space="preserve">Fix</w:t>
+            </w:r>
+          </w:p>
+        </w:tc>
+        <w:tc>
+          <w:tcPr/>
+          <w:p>
+            <w:pPr>
+              <w:pStyle w:val="Compact"/>
+              <w:jc w:val="left"/>
+            </w:pPr>
+            <w:r>
+              <w:t xml:space="preserve">loading data</w:t>
+            </w:r>
+          </w:p>
+        </w:tc>
+        <w:tc>
+          <w:tcPr/>
+          <w:p>
+            <w:pPr>
+              <w:pStyle w:val="Compact"/>
+              <w:jc w:val="left"/>
+            </w:pPr>
+            <w:r>
+              <w:rPr>
+                <w:b/>
+                <w:bCs/>
+              </w:rPr>
+              <w:t xml:space="preserve">a</w:t>
+            </w:r>
+          </w:p>
+        </w:tc>
+      </w:tr>
+      <w:tr>
+        <w:tc>
+          <w:tcPr/>
+          <w:p>
+            <w:pPr>
+              <w:pStyle w:val="Compact"/>
+              <w:jc w:val="center"/>
+            </w:pPr>
+            <w:r>
+              <w:t xml:space="preserve">14</w:t>
+            </w:r>
+          </w:p>
+        </w:tc>
+        <w:tc>
+          <w:tcPr/>
+          <w:p>
+            <w:pPr>
+              <w:pStyle w:val="Compact"/>
+              <w:jc w:val="left"/>
+            </w:pPr>
+            <w:r>
+              <w:t xml:space="preserve">Fix</w:t>
+            </w:r>
+          </w:p>
+        </w:tc>
+        <w:tc>
+          <w:tcPr/>
+          <w:p>
+            <w:pPr>
+              <w:pStyle w:val="Compact"/>
+              <w:jc w:val="left"/>
+            </w:pPr>
+            <w:r>
+              <w:t xml:space="preserve">loading data</w:t>
+            </w:r>
+          </w:p>
+        </w:tc>
+        <w:tc>
+          <w:tcPr/>
+          <w:p>
+            <w:pPr>
+              <w:pStyle w:val="Compact"/>
+              <w:jc w:val="left"/>
+            </w:pPr>
+            <w:r>
+              <w:rPr>
+                <w:b/>
+                <w:bCs/>
+              </w:rPr>
+              <w:t xml:space="preserve">a</w:t>
+            </w:r>
+            <w:r>
+              <w:t xml:space="preserve"> </w:t>
+            </w:r>
+            <w:r>
+              <w:t xml:space="preserve">— case-sensitive</w:t>
+            </w:r>
+          </w:p>
+        </w:tc>
+      </w:tr>
+      <w:tr>
+        <w:tc>
+          <w:tcPr/>
+          <w:p>
+            <w:pPr>
+              <w:pStyle w:val="Compact"/>
+              <w:jc w:val="center"/>
+            </w:pPr>
+            <w:r>
+              <w:t xml:space="preserve">15</w:t>
+            </w:r>
+          </w:p>
+        </w:tc>
+        <w:tc>
+          <w:tcPr/>
+          <w:p>
+            <w:pPr>
+              <w:pStyle w:val="Compact"/>
+              <w:jc w:val="left"/>
+            </w:pPr>
+            <w:r>
+              <w:t xml:space="preserve">MC</w:t>
+            </w:r>
+          </w:p>
+        </w:tc>
+        <w:tc>
+          <w:tcPr/>
+          <w:p>
+            <w:pPr>
+              <w:pStyle w:val="Compact"/>
+              <w:jc w:val="left"/>
+            </w:pPr>
+            <w:r>
+              <w:t xml:space="preserve">sampling bias</w:t>
+            </w:r>
+          </w:p>
+        </w:tc>
+        <w:tc>
+          <w:tcPr/>
+          <w:p>
+            <w:pPr>
+              <w:pStyle w:val="Compact"/>
+              <w:jc w:val="left"/>
+            </w:pPr>
+            <w:r>
+              <w:rPr>
+                <w:b/>
+                <w:bCs/>
+              </w:rPr>
+              <w:t xml:space="preserve">c</w:t>
+            </w:r>
+            <w:r>
+              <w:t xml:space="preserve"> </w:t>
+            </w:r>
+            <w:r>
               <w:t xml:space="preserve">— occurrence + sampling effort combined</w:t>
+            </w:r>
+          </w:p>
+        </w:tc>
+      </w:tr>
+      <w:tr>
+        <w:tc>
+          <w:tcPr/>
+          <w:p>
+            <w:pPr>
+              <w:pStyle w:val="Compact"/>
+              <w:jc w:val="center"/>
+            </w:pPr>
+            <w:r>
+              <w:t xml:space="preserve">16</w:t>
+            </w:r>
+          </w:p>
+        </w:tc>
+        <w:tc>
+          <w:tcPr/>
+          <w:p>
+            <w:pPr>
+              <w:pStyle w:val="Compact"/>
+              <w:jc w:val="left"/>
+            </w:pPr>
+            <w:r>
+              <w:t xml:space="preserve">T/F</w:t>
+            </w:r>
+          </w:p>
+        </w:tc>
+        <w:tc>
+          <w:tcPr/>
+          <w:p>
+            <w:pPr>
+              <w:pStyle w:val="Compact"/>
+              <w:jc w:val="left"/>
+            </w:pPr>
+            <w:r>
+              <w:t xml:space="preserve">sampling bias</w:t>
+            </w:r>
+          </w:p>
+        </w:tc>
+        <w:tc>
+          <w:tcPr/>
+          <w:p>
+            <w:pPr>
+              <w:pStyle w:val="Compact"/>
+              <w:jc w:val="left"/>
+            </w:pPr>
+            <w:r>
+              <w:rPr>
+                <w:b/>
+                <w:bCs/>
+              </w:rPr>
+              <w:t xml:space="preserve">True</w:t>
             </w:r>
           </w:p>
         </w:tc>
@@ -1325,10 +2847,10 @@
           <w:i/>
           <w:iCs/>
         </w:rPr>
-        <w:t xml:space="preserve">End of Quiz 08.</w:t>
-      </w:r>
-    </w:p>
-    <w:bookmarkEnd w:id="31"/>
+        <w:t xml:space="preserve">End of Quiz 08 bank.</w:t>
+      </w:r>
+    </w:p>
+    <w:bookmarkEnd w:id="29"/>
     <w:sectPr>
       <w:pgSz w:h="15840" w:w="12240"/>
       <w:pgMar w:bottom="1440" w:footer="720" w:gutter="0" w:header="720" w:left="1440" w:right="1440" w:top="1440"/>

--- a/docs/quizzes/08_quiz_final_project.docx
+++ b/docs/quizzes/08_quiz_final_project.docx
@@ -31,7 +31,7 @@
         <w:pStyle w:val="Date"/>
       </w:pPr>
       <w:r>
-        <w:t xml:space="preserve">2026-09-10</w:t>
+        <w:t xml:space="preserve">2026-09-14</w:t>
       </w:r>
     </w:p>
     <w:p>

--- a/docs/quizzes/08_quiz_final_project.docx
+++ b/docs/quizzes/08_quiz_final_project.docx
@@ -3899,7 +3899,6 @@
         <w:bottom w:color="FF0000" w:space="1" w:sz="8" w:val="single"/>
         <w:right w:color="FF0000" w:space="4" w:sz="8" w:val="single"/>
       </w:pBdr>
-      <w:shd w:color="auto" w:fill="auto" w:val="pct15"/>
       <w:spacing w:after="120" w:before="120"/>
       <w:ind w:left="432" w:right="432"/>
     </w:pPr>
@@ -3920,7 +3919,6 @@
         <w:bottom w:color="auto" w:space="1" w:sz="8" w:val="single"/>
         <w:right w:color="auto" w:space="4" w:sz="8" w:val="single"/>
       </w:pBdr>
-      <w:shd w:color="auto" w:fill="auto" w:val="pct15"/>
       <w:spacing w:after="240" w:before="240"/>
       <w:ind w:left="432" w:right="432"/>
     </w:pPr>
@@ -3935,7 +3933,6 @@
     <w:qFormat/>
     <w:rsid w:val="00771E03"/>
     <w:pPr>
-      <w:shd w:color="auto" w:fill="auto" w:val="pct15"/>
       <w:spacing w:after="240" w:before="240"/>
       <w:ind w:left="432" w:right="432"/>
     </w:pPr>

--- a/docs/quizzes/08_quiz_final_project.docx
+++ b/docs/quizzes/08_quiz_final_project.docx
@@ -31,7 +31,7 @@
         <w:pStyle w:val="Date"/>
       </w:pPr>
       <w:r>
-        <w:t xml:space="preserve">2026-09-14</w:t>
+        <w:t xml:space="preserve">2026-09-21</w:t>
       </w:r>
     </w:p>
     <w:p>

--- a/docs/quizzes/08_quiz_final_project.docx
+++ b/docs/quizzes/08_quiz_final_project.docx
@@ -31,7 +31,7 @@
         <w:pStyle w:val="Date"/>
       </w:pPr>
       <w:r>
-        <w:t xml:space="preserve">2026-09-22</w:t>
+        <w:t xml:space="preserve">2026-09-23</w:t>
       </w:r>
     </w:p>
     <w:p>

--- a/docs/quizzes/08_quiz_final_project.docx
+++ b/docs/quizzes/08_quiz_final_project.docx
@@ -3982,6 +3982,252 @@
       <w:spacing w:after="100"/>
     </w:pPr>
   </w:style>
+  <w:style w:styleId="BodyText" w:type="paragraph">
+    <w:name w:val="Body Text"/>
+    <w:basedOn w:val="Normal"/>
+    <w:link w:val="BodyTextChar"/>
+    <w:qFormat/>
+    <w:pPr>
+      <w:spacing w:after="180" w:before="180"/>
+    </w:pPr>
+  </w:style>
+  <w:style w:customStyle="1" w:styleId="FirstParagraph" w:type="paragraph">
+    <w:name w:val="First Paragraph"/>
+    <w:basedOn w:val="BodyText"/>
+    <w:next w:val="BodyText"/>
+    <w:qFormat/>
+  </w:style>
+  <w:style w:customStyle="1" w:styleId="Compact" w:type="paragraph">
+    <w:name w:val="Compact"/>
+    <w:basedOn w:val="BodyText"/>
+    <w:qFormat/>
+    <w:pPr>
+      <w:spacing w:after="36" w:before="36"/>
+    </w:pPr>
+  </w:style>
+  <w:style w:customStyle="1" w:styleId="Author" w:type="paragraph">
+    <w:name w:val="Author"/>
+    <w:basedOn w:val="Title"/>
+    <w:next w:val="BodyText"/>
+    <w:qFormat/>
+    <w:pPr>
+      <w:keepNext/>
+      <w:keepLines/>
+    </w:pPr>
+    <w:rPr>
+      <w:sz w:val="24"/>
+      <w:szCs w:val="24"/>
+    </w:rPr>
+  </w:style>
+  <w:style w:styleId="Date" w:type="paragraph">
+    <w:name w:val="Date"/>
+    <w:basedOn w:val="Title"/>
+    <w:next w:val="BodyText"/>
+    <w:qFormat/>
+    <w:pPr>
+      <w:keepNext/>
+      <w:keepLines/>
+    </w:pPr>
+    <w:rPr>
+      <w:sz w:val="24"/>
+      <w:szCs w:val="24"/>
+    </w:rPr>
+  </w:style>
+  <w:style w:customStyle="1" w:styleId="AbstractTitle" w:type="paragraph">
+    <w:name w:val="Abstract Title"/>
+    <w:basedOn w:val="Normal"/>
+    <w:next w:val="Abstract"/>
+    <w:qFormat/>
+    <w:pPr>
+      <w:keepNext/>
+      <w:keepLines/>
+      <w:spacing w:after="0" w:before="300"/>
+      <w:jc w:val="center"/>
+    </w:pPr>
+    <w:rPr>
+      <w:b/>
+      <w:sz w:val="20"/>
+      <w:szCs w:val="20"/>
+    </w:rPr>
+  </w:style>
+  <w:style w:customStyle="1" w:styleId="Abstract" w:type="paragraph">
+    <w:name w:val="Abstract"/>
+    <w:basedOn w:val="Normal"/>
+    <w:next w:val="BodyText"/>
+    <w:qFormat/>
+    <w:pPr>
+      <w:keepNext/>
+      <w:keepLines/>
+      <w:spacing w:after="300" w:before="100"/>
+    </w:pPr>
+    <w:rPr>
+      <w:sz w:val="20"/>
+      <w:szCs w:val="20"/>
+    </w:rPr>
+  </w:style>
+  <w:style w:styleId="Bibliography" w:type="paragraph">
+    <w:name w:val="Bibliography"/>
+    <w:basedOn w:val="Normal"/>
+    <w:next w:val="Bibliography"/>
+    <w:qFormat/>
+    <w:pPr/>
+    <w:rPr/>
+  </w:style>
+  <w:style w:styleId="BlockText" w:type="paragraph">
+    <w:name w:val="Block Text"/>
+    <w:basedOn w:val="BodyText"/>
+    <w:next w:val="BodyText"/>
+    <w:uiPriority w:val="9"/>
+    <w:unhideWhenUsed/>
+    <w:qFormat/>
+    <w:pPr>
+      <w:spacing w:after="100" w:before="100"/>
+      <w:ind w:firstLine="0" w:left="480" w:right="480"/>
+    </w:pPr>
+  </w:style>
+  <w:style w:styleId="FootnoteText" w:type="paragraph">
+    <w:name w:val="Footnote Text"/>
+    <w:basedOn w:val="Normal"/>
+    <w:next w:val="FootnoteText"/>
+    <w:uiPriority w:val="9"/>
+    <w:unhideWhenUsed/>
+    <w:qFormat/>
+  </w:style>
+  <w:style w:styleId="FootnoteBlockText" w:type="paragraph">
+    <w:name w:val="Footnote Block Text"/>
+    <w:basedOn w:val="FootnoteText"/>
+    <w:next w:val="FootnoteText"/>
+    <w:uiPriority w:val="9"/>
+    <w:unhideWhenUsed/>
+    <w:qFormat/>
+    <w:pPr>
+      <w:spacing w:after="100" w:before="100"/>
+      <w:ind w:firstLine="0" w:left="480" w:right="480"/>
+    </w:pPr>
+  </w:style>
+  <w:style w:styleId="Table" w:type="table">
+    <w:name w:val="Table"/>
+    <w:basedOn w:val="TableNormal"/>
+    <w:semiHidden/>
+    <w:unhideWhenUsed/>
+    <w:qFormat/>
+    <w:tblPr>
+      <w:tblInd w:type="dxa" w:w="0"/>
+      <w:tblCellMar>
+        <w:top w:type="dxa" w:w="0"/>
+        <w:left w:type="dxa" w:w="108"/>
+        <w:bottom w:type="dxa" w:w="0"/>
+        <w:right w:type="dxa" w:w="108"/>
+      </w:tblCellMar>
+    </w:tblPr>
+    <w:tblStylePr w:type="firstRow">
+      <w:tcPr>
+        <w:tcBorders>
+          <w:bottom w:val="single"/>
+        </w:tcBorders>
+        <w:vAlign w:val="bottom"/>
+      </w:tcPr>
+    </w:tblStylePr>
+  </w:style>
+  <w:style w:customStyle="1" w:styleId="DefinitionTerm" w:type="paragraph">
+    <w:name w:val="Definition Term"/>
+    <w:basedOn w:val="Normal"/>
+    <w:next w:val="Definition"/>
+    <w:pPr>
+      <w:keepNext/>
+      <w:keepLines/>
+      <w:spacing w:after="0"/>
+    </w:pPr>
+    <w:rPr>
+      <w:b/>
+    </w:rPr>
+  </w:style>
+  <w:style w:customStyle="1" w:styleId="Definition" w:type="paragraph">
+    <w:name w:val="Definition"/>
+    <w:basedOn w:val="Normal"/>
+  </w:style>
+  <w:style w:styleId="Caption" w:type="paragraph">
+    <w:name w:val="Caption"/>
+    <w:basedOn w:val="Normal"/>
+    <w:link w:val="BodyTextChar"/>
+    <w:pPr>
+      <w:spacing w:after="120" w:before="0"/>
+    </w:pPr>
+    <w:rPr>
+      <w:i/>
+    </w:rPr>
+  </w:style>
+  <w:style w:customStyle="1" w:styleId="TableCaption" w:type="paragraph">
+    <w:name w:val="Table Caption"/>
+    <w:basedOn w:val="Caption"/>
+    <w:pPr>
+      <w:keepNext/>
+    </w:pPr>
+  </w:style>
+  <w:style w:customStyle="1" w:styleId="ImageCaption" w:type="paragraph">
+    <w:name w:val="Image Caption"/>
+    <w:basedOn w:val="Caption"/>
+  </w:style>
+  <w:style w:customStyle="1" w:styleId="Figure" w:type="paragraph">
+    <w:name w:val="Figure"/>
+    <w:basedOn w:val="Normal"/>
+  </w:style>
+  <w:style w:customStyle="1" w:styleId="CaptionedFigure" w:type="paragraph">
+    <w:name w:val="Captioned Figure"/>
+    <w:basedOn w:val="Figure"/>
+    <w:pPr>
+      <w:keepNext/>
+    </w:pPr>
+  </w:style>
+  <w:style w:customStyle="1" w:styleId="BodyTextChar" w:type="character">
+    <w:name w:val="Body Text Char"/>
+    <w:basedOn w:val="DefaultParagraphFont"/>
+    <w:link w:val="BodyText"/>
+  </w:style>
+  <w:style w:customStyle="1" w:styleId="VerbatimChar" w:type="character">
+    <w:name w:val="Verbatim Char"/>
+    <w:basedOn w:val="BodyTextChar"/>
+    <w:rPr>
+      <w:rFonts w:ascii="Consolas" w:hAnsi="Consolas"/>
+      <w:sz w:val="22"/>
+    </w:rPr>
+  </w:style>
+  <w:style w:customStyle="1" w:styleId="SectionNumber" w:type="character">
+    <w:name w:val="Section Number"/>
+    <w:basedOn w:val="BodyTextChar"/>
+  </w:style>
+  <w:style w:styleId="FootnoteReference" w:type="character">
+    <w:name w:val="Footnote Reference"/>
+    <w:basedOn w:val="BodyTextChar"/>
+    <w:rPr>
+      <w:vertAlign w:val="superscript"/>
+    </w:rPr>
+  </w:style>
+  <w:style w:styleId="Hyperlink" w:type="character">
+    <w:name w:val="Hyperlink"/>
+    <w:basedOn w:val="BodyTextChar"/>
+    <w:rPr>
+      <w:color w:themeColor="accent1" w:val="4F81BD"/>
+    </w:rPr>
+  </w:style>
+  <w:style w:styleId="TOCHeading" w:type="paragraph">
+    <w:name w:val="TOC Heading"/>
+    <w:basedOn w:val="Heading1"/>
+    <w:next w:val="BodyText"/>
+    <w:uiPriority w:val="39"/>
+    <w:unhideWhenUsed/>
+    <w:qFormat/>
+    <w:pPr>
+      <w:spacing w:before="240" w:line="259" w:lineRule="auto"/>
+      <w:outlineLvl w:val="9"/>
+    </w:pPr>
+    <w:rPr>
+      <w:rFonts w:asciiTheme="majorHAnsi" w:cstheme="majorBidi" w:eastAsiaTheme="majorEastAsia" w:hAnsiTheme="majorHAnsi"/>
+      <w:b w:val="0"/>
+      <w:bCs w:val="0"/>
+      <w:color w:themeColor="accent1" w:themeShade="BF" w:val="365F91"/>
+    </w:rPr>
+  </w:style>
   <w:style w:type="character" w:customStyle="1" w:styleId="KeywordTok">
     <w:name w:val="KeywordTok"/>
     <w:basedOn w:val="VerbatimChar"/>

--- a/docs/quizzes/08_quiz_final_project.docx
+++ b/docs/quizzes/08_quiz_final_project.docx
@@ -2853,7 +2853,7 @@
     <w:bookmarkEnd w:id="29"/>
     <w:sectPr>
       <w:pgSz w:h="15840" w:w="12240"/>
-      <w:pgMar w:bottom="1440" w:footer="720" w:gutter="0" w:header="720" w:left="1440" w:right="1440" w:top="1440"/>
+      <w:pgMar w:bottom="720" w:footer="432" w:gutter="0" w:header="432" w:left="720" w:right="1008" w:top="720"/>
       <w:cols w:space="720"/>
       <w:docGrid w:linePitch="360"/>
     </w:sectPr>
@@ -2981,7 +2981,11 @@
         <w14:ligatures w14:val="standardContextual"/>
       </w:rPr>
     </w:rPrDefault>
-    <w:pPrDefault/>
+    <w:pPrDefault>
+      <w:pPr>
+        <w:spacing w:after="0" w:before="0" w:line="240" w:lineRule="auto"/>
+      </w:pPr>
+    </w:pPrDefault>
   </w:docDefaults>
   <w:latentStyles w:count="376" w:defLockedState="0" w:defQFormat="0" w:defSemiHidden="0" w:defUIPriority="99" w:defUnhideWhenUsed="0">
     <w:lsdException w:name="Normal" w:qFormat="1" w:uiPriority="0"/>
@@ -3781,7 +3785,7 @@
     <w:qFormat/>
     <w:rsid w:val="00AF5CF1"/>
     <w:pPr>
-      <w:spacing w:after="160" w:before="160"/>
+      <w:spacing w:after="0" w:before="0"/>
       <w:jc w:val="center"/>
     </w:pPr>
     <w:rPr>
@@ -3899,7 +3903,7 @@
         <w:bottom w:color="FF0000" w:space="1" w:sz="8" w:val="single"/>
         <w:right w:color="FF0000" w:space="4" w:sz="8" w:val="single"/>
       </w:pBdr>
-      <w:spacing w:after="120" w:before="120"/>
+      <w:spacing w:after="40" w:before="40"/>
       <w:ind w:left="432" w:right="432"/>
     </w:pPr>
     <w:rPr>
@@ -3919,7 +3923,7 @@
         <w:bottom w:color="auto" w:space="1" w:sz="8" w:val="single"/>
         <w:right w:color="auto" w:space="4" w:sz="8" w:val="single"/>
       </w:pBdr>
-      <w:spacing w:after="240" w:before="240"/>
+      <w:spacing w:after="40" w:before="40"/>
       <w:ind w:left="432" w:right="432"/>
     </w:pPr>
     <w:rPr>
@@ -3933,7 +3937,7 @@
     <w:qFormat/>
     <w:rsid w:val="00771E03"/>
     <w:pPr>
-      <w:spacing w:after="240" w:before="240"/>
+      <w:spacing w:after="40" w:before="40"/>
       <w:ind w:left="432" w:right="432"/>
     </w:pPr>
     <w:rPr>
@@ -3979,7 +3983,7 @@
     <w:unhideWhenUsed/>
     <w:rsid w:val="00322D32"/>
     <w:pPr>
-      <w:spacing w:after="100"/>
+      <w:spacing w:after="0" w:before="0"/>
     </w:pPr>
   </w:style>
   <w:style w:styleId="BodyText" w:type="paragraph">
@@ -3988,7 +3992,7 @@
     <w:link w:val="BodyTextChar"/>
     <w:qFormat/>
     <w:pPr>
-      <w:spacing w:after="180" w:before="180"/>
+      <w:spacing w:after="0" w:before="0"/>
     </w:pPr>
   </w:style>
   <w:style w:customStyle="1" w:styleId="FirstParagraph" w:type="paragraph">
@@ -3996,13 +4000,16 @@
     <w:basedOn w:val="BodyText"/>
     <w:next w:val="BodyText"/>
     <w:qFormat/>
+    <w:pPr>
+      <w:spacing w:after="0" w:before="0"/>
+    </w:pPr>
   </w:style>
   <w:style w:customStyle="1" w:styleId="Compact" w:type="paragraph">
     <w:name w:val="Compact"/>
     <w:basedOn w:val="BodyText"/>
     <w:qFormat/>
     <w:pPr>
-      <w:spacing w:after="36" w:before="36"/>
+      <w:spacing w:after="0" w:before="0"/>
     </w:pPr>
   </w:style>
   <w:style w:customStyle="1" w:styleId="Author" w:type="paragraph">
@@ -4081,7 +4088,7 @@
     <w:unhideWhenUsed/>
     <w:qFormat/>
     <w:pPr>
-      <w:spacing w:after="100" w:before="100"/>
+      <w:spacing w:after="0" w:before="0"/>
       <w:ind w:firstLine="0" w:left="480" w:right="480"/>
     </w:pPr>
   </w:style>
@@ -4151,7 +4158,7 @@
     <w:basedOn w:val="Normal"/>
     <w:link w:val="BodyTextChar"/>
     <w:pPr>
-      <w:spacing w:after="120" w:before="0"/>
+      <w:spacing w:after="0" w:before="0"/>
     </w:pPr>
     <w:rPr>
       <w:i/>
@@ -4161,21 +4168,29 @@
     <w:name w:val="Table Caption"/>
     <w:basedOn w:val="Caption"/>
     <w:pPr>
+      <w:spacing w:after="0" w:before="0"/>
       <w:keepNext/>
     </w:pPr>
   </w:style>
   <w:style w:customStyle="1" w:styleId="ImageCaption" w:type="paragraph">
     <w:name w:val="Image Caption"/>
     <w:basedOn w:val="Caption"/>
+    <w:pPr>
+      <w:spacing w:after="0" w:before="0"/>
+    </w:pPr>
   </w:style>
   <w:style w:customStyle="1" w:styleId="Figure" w:type="paragraph">
     <w:name w:val="Figure"/>
     <w:basedOn w:val="Normal"/>
+    <w:pPr>
+      <w:spacing w:after="0" w:before="0"/>
+    </w:pPr>
   </w:style>
   <w:style w:customStyle="1" w:styleId="CaptionedFigure" w:type="paragraph">
     <w:name w:val="Captioned Figure"/>
     <w:basedOn w:val="Figure"/>
     <w:pPr>
+      <w:spacing w:after="0" w:before="0"/>
       <w:keepNext/>
     </w:pPr>
   </w:style>
@@ -4188,8 +4203,8 @@
     <w:name w:val="Verbatim Char"/>
     <w:basedOn w:val="BodyTextChar"/>
     <w:rPr>
-      <w:rFonts w:ascii="Consolas" w:hAnsi="Consolas"/>
-      <w:sz w:val="22"/>
+      <w:rFonts w:ascii="Courier New" w:cs="Courier New" w:hAnsi="Courier New"/>
+      <w:sz w:val="20"/>
     </w:rPr>
   </w:style>
   <w:style w:customStyle="1" w:styleId="SectionNumber" w:type="character">

--- a/docs/quizzes/08_quiz_final_project.docx
+++ b/docs/quizzes/08_quiz_final_project.docx
@@ -31,7 +31,7 @@
         <w:pStyle w:val="Date"/>
       </w:pPr>
       <w:r>
-        <w:t xml:space="preserve">2026-09-23</w:t>
+        <w:t xml:space="preserve">2026-09-24</w:t>
       </w:r>
     </w:p>
     <w:p>

--- a/docs/quizzes/08_quiz_final_project.docx
+++ b/docs/quizzes/08_quiz_final_project.docx
@@ -31,7 +31,7 @@
         <w:pStyle w:val="Date"/>
       </w:pPr>
       <w:r>
-        <w:t xml:space="preserve">2026-09-24</w:t>
+        <w:t xml:space="preserve">2026-09-29</w:t>
       </w:r>
     </w:p>
     <w:p>

--- a/docs/quizzes/08_quiz_final_project.docx
+++ b/docs/quizzes/08_quiz_final_project.docx
@@ -31,7 +31,7 @@
         <w:pStyle w:val="Date"/>
       </w:pPr>
       <w:r>
-        <w:t xml:space="preserve">2026-09-29</w:t>
+        <w:t xml:space="preserve">2026-10-01</w:t>
       </w:r>
     </w:p>
     <w:p>

--- a/docs/quizzes/08_quiz_final_project.docx
+++ b/docs/quizzes/08_quiz_final_project.docx
@@ -31,7 +31,7 @@
         <w:pStyle w:val="Date"/>
       </w:pPr>
       <w:r>
-        <w:t xml:space="preserve">2026-10-01</w:t>
+        <w:t xml:space="preserve">2026-10-05</w:t>
       </w:r>
     </w:p>
     <w:p>
